--- a/docs/Model Comparison ED408.docx
+++ b/docs/Model Comparison ED408.docx
@@ -4,1548 +4,844 @@
   <w:body>
     <w:p>
       <w:pPr>
-        <w:spacing w:after="40"/>
+        <w:spacing w:before="0" w:after="40" w:line="240" w:lineRule="auto"/>
         <w:jc w:val="center"/>
       </w:pPr>
       <w:r>
         <w:rPr>
+          <w:rFonts w:ascii="Times New Roman" w:hAnsi="Times New Roman"/>
           <w:b/>
-          <w:color w:val="1F4E79"/>
           <w:sz w:val="30"/>
         </w:rPr>
-        <w:t>Experiment 7: Logistic Regression vs SVM — Metric Comparison</w:t>
+        <w:t>Logistic Regression vs SVM — Metric Comparison</w:t>
       </w:r>
     </w:p>
     <w:p>
       <w:pPr>
-        <w:spacing w:after="160"/>
+        <w:spacing w:before="0" w:after="200" w:line="240" w:lineRule="auto"/>
         <w:jc w:val="center"/>
       </w:pPr>
       <w:r>
         <w:rPr>
+          <w:rFonts w:ascii="Times New Roman" w:hAnsi="Times New Roman"/>
           <w:i/>
-          <w:sz w:val="18"/>
+          <w:sz w:val="20"/>
         </w:rPr>
         <w:t>ED408 — Statistical / Supervised Machine Learning Lab</w:t>
       </w:r>
     </w:p>
     <w:p>
       <w:pPr>
-        <w:spacing w:after="80"/>
+        <w:spacing w:before="200" w:after="80" w:line="240" w:lineRule="auto"/>
       </w:pPr>
       <w:r>
         <w:rPr>
+          <w:rFonts w:ascii="Times New Roman" w:hAnsi="Times New Roman"/>
           <w:b/>
-          <w:sz w:val="20"/>
+          <w:color w:val="1F3B5C"/>
+          <w:sz w:val="26"/>
+        </w:rPr>
+        <w:t>1. Problem + Algorithm</w:t>
+      </w:r>
+    </w:p>
+    <w:p>
+      <w:pPr>
+        <w:spacing w:before="0" w:after="80" w:line="240" w:lineRule="auto"/>
+      </w:pPr>
+      <w:r>
+        <w:rPr>
+          <w:rFonts w:ascii="Times New Roman" w:hAnsi="Times New Roman"/>
+          <w:b/>
+          <w:sz w:val="24"/>
+        </w:rPr>
+        <w:t xml:space="preserve">Experiment No.: </w:t>
+      </w:r>
+      <w:r>
+        <w:rPr>
+          <w:rFonts w:ascii="Times New Roman" w:hAnsi="Times New Roman"/>
+          <w:sz w:val="24"/>
+        </w:rPr>
+        <w:t>07</w:t>
+      </w:r>
+    </w:p>
+    <w:p>
+      <w:pPr>
+        <w:spacing w:before="0" w:after="80" w:line="240" w:lineRule="auto"/>
+      </w:pPr>
+      <w:r>
+        <w:rPr>
+          <w:rFonts w:ascii="Times New Roman" w:hAnsi="Times New Roman"/>
+          <w:b/>
+          <w:sz w:val="24"/>
+        </w:rPr>
+        <w:t xml:space="preserve">Title: </w:t>
+      </w:r>
+      <w:r>
+        <w:rPr>
+          <w:rFonts w:ascii="Times New Roman" w:hAnsi="Times New Roman"/>
+          <w:sz w:val="24"/>
+        </w:rPr>
+        <w:t>Logistic Regression vs SVM — Metric Comparison</w:t>
+      </w:r>
+    </w:p>
+    <w:p>
+      <w:pPr>
+        <w:spacing w:before="0" w:after="80" w:line="240" w:lineRule="auto"/>
+      </w:pPr>
+      <w:r>
+        <w:rPr>
+          <w:rFonts w:ascii="Times New Roman" w:hAnsi="Times New Roman"/>
+          <w:b/>
+          <w:sz w:val="24"/>
         </w:rPr>
         <w:t xml:space="preserve">Aim: </w:t>
       </w:r>
       <w:r>
         <w:rPr>
-          <w:sz w:val="20"/>
+          <w:rFonts w:ascii="Times New Roman" w:hAnsi="Times New Roman"/>
+          <w:sz w:val="24"/>
         </w:rPr>
         <w:t>Compare Accuracy, Precision, Recall, F1-score and ROC-AUC for Logistic Regression and SVM on a classification dataset.</w:t>
       </w:r>
     </w:p>
     <w:p>
       <w:pPr>
-        <w:spacing w:after="80"/>
+        <w:spacing w:before="120" w:after="60" w:line="240" w:lineRule="auto"/>
       </w:pPr>
       <w:r>
         <w:rPr>
+          <w:rFonts w:ascii="Times New Roman" w:hAnsi="Times New Roman"/>
           <w:b/>
-          <w:sz w:val="20"/>
+          <w:sz w:val="24"/>
         </w:rPr>
-        <w:t xml:space="preserve">Dataset Used: </w:t>
-      </w:r>
-      <w:r>
-        <w:rPr>
-          <w:sz w:val="20"/>
-        </w:rPr>
-        <w:t>BSDS500 (Berkeley Segmentation Data Set) ships as natural images with hand-annotated object-boundary ground truth, not a tabular dataset. It was converted into a tabular binary-classification dataset (data/bsds_features.csv, built by scripts/build_dataset.py): one row per sampled pixel from all 200 BSDS500 training images, 10 features (R, G, B, gray, grad_mag, grad_dir, laplacian, local_std, x_norm, y_norm) capturing colour, gradient, texture and position, and label is_edge (1 if a majority of 6 human annotators marked the pixel as a segment boundary, else 0). 24,000 rows total, perfectly balanced (12,000 / 12,000). This same dataset is reused, unchanged, for every question in this lab.</w:t>
+        <w:t>Problem Statement:</w:t>
       </w:r>
     </w:p>
     <w:p>
       <w:pPr>
-        <w:spacing w:before="120" w:after="60"/>
+        <w:spacing w:before="0" w:after="120" w:line="240" w:lineRule="auto"/>
       </w:pPr>
       <w:r>
         <w:rPr>
-          <w:b/>
-          <w:color w:val="1F4E79"/>
-          <w:sz w:val="26"/>
+          <w:rFonts w:ascii="Times New Roman" w:hAnsi="Times New Roman"/>
+          <w:b w:val="0"/>
+          <w:i w:val="0"/>
+          <w:sz w:val="24"/>
         </w:rPr>
-        <w:t>Theory</w:t>
-      </w:r>
-    </w:p>
-    <w:p>
-      <w:r>
-        <w:rPr>
-          <w:sz w:val="20"/>
-        </w:rPr>
-        <w:t>Accuracy = (TP+TN)/Total. Precision = TP/(TP+FP) (of predicted positives, how many are correct). Recall = TP/(TP+FN) (of actual positives, how many are found). F1 = harmonic mean of Precision and Recall. ROC-AUC = area under the True-Positive-Rate vs. False-Positive-Rate curve across all thresholds, summarizing ranking quality independent of a fixed threshold. SVM (RBF kernel) finds a max-margin, non-linear decision boundary, contrasted here with the linear boundary of Logistic Regression.</w:t>
+        <w:t>Train a linear model (Logistic Regression) and a non-linear model (SVM with RBF kernel) on the same edge-pixel classification task, and compare their predictive quality across five standard classification metrics. BSDS500 (Berkeley Segmentation Data Set) is an image-segmentation dataset, not tabular data, so a tabular dataset was derived from it (data/bsds_features.csv, built by scripts/build_dataset.py): 24,000 pixels sampled from the 200 BSDS500 training images, 10 features (R, G, B, gray, grad_mag, grad_dir, laplacian, local_std, x_norm, y_norm) capturing colour, gradient, texture and position, and label is_edge (1 if a majority of 6 human annotators marked the pixel as a segment boundary, else 0). This same dataset is used, unchanged, for every question in this lab.</w:t>
       </w:r>
     </w:p>
     <w:p>
       <w:pPr>
-        <w:spacing w:before="120" w:after="60"/>
+        <w:spacing w:before="120" w:after="60" w:line="240" w:lineRule="auto"/>
       </w:pPr>
       <w:r>
         <w:rPr>
+          <w:rFonts w:ascii="Times New Roman" w:hAnsi="Times New Roman"/>
           <w:b/>
-          <w:color w:val="1F4E79"/>
-          <w:sz w:val="26"/>
+          <w:sz w:val="24"/>
         </w:rPr>
-        <w:t>Code</w:t>
+        <w:t>Algorithm:</w:t>
       </w:r>
     </w:p>
     <w:p>
       <w:pPr>
-        <w:spacing w:before="0" w:after="0" w:line="240" w:lineRule="auto"/>
+        <w:spacing w:before="0" w:after="40" w:line="240" w:lineRule="auto"/>
       </w:pPr>
       <w:r>
         <w:rPr>
-          <w:rFonts w:ascii="Courier New" w:hAnsi="Courier New"/>
-          <w:sz w:val="15"/>
+          <w:rFonts w:ascii="Times New Roman" w:hAnsi="Times New Roman"/>
+          <w:sz w:val="24"/>
         </w:rPr>
-        <w:t>"""</w:t>
+        <w:t>1. Load and standardize the feature dataset; split into train (80%) / test (20%).</w:t>
       </w:r>
     </w:p>
     <w:p>
       <w:pPr>
-        <w:spacing w:before="0" w:after="0" w:line="240" w:lineRule="auto"/>
+        <w:spacing w:before="0" w:after="40" w:line="240" w:lineRule="auto"/>
       </w:pPr>
       <w:r>
         <w:rPr>
-          <w:rFonts w:ascii="Courier New" w:hAnsi="Courier New"/>
-          <w:sz w:val="15"/>
+          <w:rFonts w:ascii="Times New Roman" w:hAnsi="Times New Roman"/>
+          <w:sz w:val="24"/>
         </w:rPr>
-        <w:t>Q7 — Compare Accuracy, Precision, Recall, F1-score and ROC-AUC for</w:t>
+        <w:t>2. Train a Logistic Regression classifier on the training set.</w:t>
       </w:r>
     </w:p>
     <w:p>
       <w:pPr>
-        <w:spacing w:before="0" w:after="0" w:line="240" w:lineRule="auto"/>
+        <w:spacing w:before="0" w:after="40" w:line="240" w:lineRule="auto"/>
       </w:pPr>
       <w:r>
         <w:rPr>
-          <w:rFonts w:ascii="Courier New" w:hAnsi="Courier New"/>
-          <w:sz w:val="15"/>
+          <w:rFonts w:ascii="Times New Roman" w:hAnsi="Times New Roman"/>
+          <w:sz w:val="24"/>
         </w:rPr>
-        <w:t>Logistic Regression vs SVM on the BSDS500-derived edge-pixel dataset.</w:t>
+        <w:t>3. Train an SVM (RBF kernel) classifier on the training set.</w:t>
       </w:r>
     </w:p>
     <w:p>
       <w:pPr>
-        <w:spacing w:before="0" w:after="0" w:line="240" w:lineRule="auto"/>
+        <w:spacing w:before="0" w:after="40" w:line="240" w:lineRule="auto"/>
       </w:pPr>
       <w:r>
         <w:rPr>
-          <w:rFonts w:ascii="Courier New" w:hAnsi="Courier New"/>
-          <w:sz w:val="15"/>
+          <w:rFonts w:ascii="Times New Roman" w:hAnsi="Times New Roman"/>
+          <w:sz w:val="24"/>
         </w:rPr>
-        <w:t>"""</w:t>
+        <w:t>4. Generate class predictions and probability/decision scores from both models on the test set.</w:t>
       </w:r>
     </w:p>
     <w:p>
       <w:pPr>
-        <w:spacing w:before="0" w:after="0" w:line="240" w:lineRule="auto"/>
+        <w:spacing w:before="0" w:after="40" w:line="240" w:lineRule="auto"/>
       </w:pPr>
       <w:r>
         <w:rPr>
-          <w:rFonts w:ascii="Courier New" w:hAnsi="Courier New"/>
-          <w:sz w:val="15"/>
+          <w:rFonts w:ascii="Times New Roman" w:hAnsi="Times New Roman"/>
+          <w:sz w:val="24"/>
         </w:rPr>
-        <w:t>import json</w:t>
+        <w:t>5. Compute Accuracy, Precision, Recall and F1-score for both models.</w:t>
       </w:r>
     </w:p>
     <w:p>
       <w:pPr>
-        <w:spacing w:before="0" w:after="0" w:line="240" w:lineRule="auto"/>
+        <w:spacing w:before="0" w:after="40" w:line="240" w:lineRule="auto"/>
       </w:pPr>
       <w:r>
         <w:rPr>
-          <w:rFonts w:ascii="Courier New" w:hAnsi="Courier New"/>
-          <w:sz w:val="15"/>
+          <w:rFonts w:ascii="Times New Roman" w:hAnsi="Times New Roman"/>
+          <w:sz w:val="24"/>
         </w:rPr>
-        <w:t>import numpy as np</w:t>
+        <w:t>6. Compute the ROC curve and AUC for both models.</w:t>
       </w:r>
     </w:p>
     <w:p>
       <w:pPr>
-        <w:spacing w:before="0" w:after="0" w:line="240" w:lineRule="auto"/>
+        <w:spacing w:before="0" w:after="40" w:line="240" w:lineRule="auto"/>
       </w:pPr>
       <w:r>
         <w:rPr>
-          <w:rFonts w:ascii="Courier New" w:hAnsi="Courier New"/>
-          <w:sz w:val="15"/>
+          <w:rFonts w:ascii="Times New Roman" w:hAnsi="Times New Roman"/>
+          <w:sz w:val="24"/>
         </w:rPr>
-        <w:t>import pandas as pd</w:t>
+        <w:t>7. Compare all five metrics side-by-side.</w:t>
       </w:r>
     </w:p>
     <w:p>
       <w:pPr>
-        <w:spacing w:before="0" w:after="0" w:line="240" w:lineRule="auto"/>
+        <w:spacing w:before="200" w:after="80" w:line="240" w:lineRule="auto"/>
       </w:pPr>
       <w:r>
         <w:rPr>
-          <w:rFonts w:ascii="Courier New" w:hAnsi="Courier New"/>
-          <w:sz w:val="15"/>
+          <w:rFonts w:ascii="Times New Roman" w:hAnsi="Times New Roman"/>
+          <w:b/>
+          <w:color w:val="1F3B5C"/>
+          <w:sz w:val="26"/>
         </w:rPr>
-        <w:t>import matplotlib.pyplot as plt</w:t>
+        <w:t>2. Program</w:t>
       </w:r>
     </w:p>
     <w:p>
       <w:pPr>
-        <w:spacing w:before="0" w:after="0" w:line="240" w:lineRule="auto"/>
+        <w:spacing w:before="0" w:after="60" w:line="240" w:lineRule="auto"/>
       </w:pPr>
       <w:r>
         <w:rPr>
-          <w:rFonts w:ascii="Courier New" w:hAnsi="Courier New"/>
-          <w:sz w:val="15"/>
+          <w:rFonts w:ascii="Times New Roman" w:hAnsi="Times New Roman"/>
+          <w:b w:val="0"/>
+          <w:i w:val="0"/>
+          <w:sz w:val="24"/>
         </w:rPr>
-        <w:t>from sklearn.linear_model import LogisticRegression</w:t>
-      </w:r>
-    </w:p>
-    <w:p>
-      <w:pPr>
-        <w:spacing w:before="0" w:after="0" w:line="240" w:lineRule="auto"/>
-      </w:pPr>
-      <w:r>
-        <w:rPr>
-          <w:rFonts w:ascii="Courier New" w:hAnsi="Courier New"/>
-          <w:sz w:val="15"/>
-        </w:rPr>
-        <w:t>from sklearn.svm import SVC</w:t>
-      </w:r>
-    </w:p>
-    <w:p>
-      <w:pPr>
-        <w:spacing w:before="0" w:after="0" w:line="240" w:lineRule="auto"/>
-      </w:pPr>
-      <w:r>
-        <w:rPr>
-          <w:rFonts w:ascii="Courier New" w:hAnsi="Courier New"/>
-          <w:sz w:val="15"/>
-        </w:rPr>
-        <w:t>from sklearn.metrics import (accuracy_score, precision_score, recall_score,</w:t>
-      </w:r>
-    </w:p>
-    <w:p>
-      <w:pPr>
-        <w:spacing w:before="0" w:after="0" w:line="240" w:lineRule="auto"/>
-      </w:pPr>
-      <w:r>
-        <w:rPr>
-          <w:rFonts w:ascii="Courier New" w:hAnsi="Courier New"/>
-          <w:sz w:val="15"/>
-        </w:rPr>
-        <w:t xml:space="preserve">                              f1_score, roc_auc_score, roc_curve)</w:t>
-      </w:r>
-    </w:p>
-    <w:p>
-      <w:pPr>
-        <w:spacing w:before="0" w:after="0" w:line="240" w:lineRule="auto"/>
-      </w:pPr>
-      <w:r>
-        <w:rPr>
-          <w:rFonts w:ascii="Courier New" w:hAnsi="Courier New"/>
-          <w:sz w:val="15"/>
-        </w:rPr>
-        <w:t xml:space="preserve"> </w:t>
-      </w:r>
-    </w:p>
-    <w:p>
-      <w:pPr>
-        <w:spacing w:before="0" w:after="0" w:line="240" w:lineRule="auto"/>
-      </w:pPr>
-      <w:r>
-        <w:rPr>
-          <w:rFonts w:ascii="Courier New" w:hAnsi="Courier New"/>
-          <w:sz w:val="15"/>
-        </w:rPr>
-        <w:t>from common import load_split, save_metrics, FIG_DIR</w:t>
-      </w:r>
-    </w:p>
-    <w:p>
-      <w:pPr>
-        <w:spacing w:before="0" w:after="0" w:line="240" w:lineRule="auto"/>
-      </w:pPr>
-      <w:r>
-        <w:rPr>
-          <w:rFonts w:ascii="Courier New" w:hAnsi="Courier New"/>
-          <w:sz w:val="15"/>
-        </w:rPr>
-        <w:t xml:space="preserve"> </w:t>
-      </w:r>
-    </w:p>
-    <w:p>
-      <w:pPr>
-        <w:spacing w:before="0" w:after="0" w:line="240" w:lineRule="auto"/>
-      </w:pPr>
-      <w:r>
-        <w:rPr>
-          <w:rFonts w:ascii="Courier New" w:hAnsi="Courier New"/>
-          <w:sz w:val="15"/>
-        </w:rPr>
-        <w:t xml:space="preserve"> </w:t>
-      </w:r>
-    </w:p>
-    <w:p>
-      <w:pPr>
-        <w:spacing w:before="0" w:after="0" w:line="240" w:lineRule="auto"/>
-      </w:pPr>
-      <w:r>
-        <w:rPr>
-          <w:rFonts w:ascii="Courier New" w:hAnsi="Courier New"/>
-          <w:sz w:val="15"/>
-        </w:rPr>
-        <w:t>def evaluate(name, clf, X_test, y_test, use_decision_function=False):</w:t>
-      </w:r>
-    </w:p>
-    <w:p>
-      <w:pPr>
-        <w:spacing w:before="0" w:after="0" w:line="240" w:lineRule="auto"/>
-      </w:pPr>
-      <w:r>
-        <w:rPr>
-          <w:rFonts w:ascii="Courier New" w:hAnsi="Courier New"/>
-          <w:sz w:val="15"/>
-        </w:rPr>
-        <w:t xml:space="preserve">    preds = clf.predict(X_test)</w:t>
-      </w:r>
-    </w:p>
-    <w:p>
-      <w:pPr>
-        <w:spacing w:before="0" w:after="0" w:line="240" w:lineRule="auto"/>
-      </w:pPr>
-      <w:r>
-        <w:rPr>
-          <w:rFonts w:ascii="Courier New" w:hAnsi="Courier New"/>
-          <w:sz w:val="15"/>
-        </w:rPr>
-        <w:t xml:space="preserve">    if use_decision_function:</w:t>
-      </w:r>
-    </w:p>
-    <w:p>
-      <w:pPr>
-        <w:spacing w:before="0" w:after="0" w:line="240" w:lineRule="auto"/>
-      </w:pPr>
-      <w:r>
-        <w:rPr>
-          <w:rFonts w:ascii="Courier New" w:hAnsi="Courier New"/>
-          <w:sz w:val="15"/>
-        </w:rPr>
-        <w:t xml:space="preserve">        scores = clf.decision_function(X_test)</w:t>
-      </w:r>
-    </w:p>
-    <w:p>
-      <w:pPr>
-        <w:spacing w:before="0" w:after="0" w:line="240" w:lineRule="auto"/>
-      </w:pPr>
-      <w:r>
-        <w:rPr>
-          <w:rFonts w:ascii="Courier New" w:hAnsi="Courier New"/>
-          <w:sz w:val="15"/>
-        </w:rPr>
-        <w:t xml:space="preserve">    else:</w:t>
-      </w:r>
-    </w:p>
-    <w:p>
-      <w:pPr>
-        <w:spacing w:before="0" w:after="0" w:line="240" w:lineRule="auto"/>
-      </w:pPr>
-      <w:r>
-        <w:rPr>
-          <w:rFonts w:ascii="Courier New" w:hAnsi="Courier New"/>
-          <w:sz w:val="15"/>
-        </w:rPr>
-        <w:t xml:space="preserve">        scores = clf.predict_proba(X_test)[:, 1]</w:t>
-      </w:r>
-    </w:p>
-    <w:p>
-      <w:pPr>
-        <w:spacing w:before="0" w:after="0" w:line="240" w:lineRule="auto"/>
-      </w:pPr>
-      <w:r>
-        <w:rPr>
-          <w:rFonts w:ascii="Courier New" w:hAnsi="Courier New"/>
-          <w:sz w:val="15"/>
-        </w:rPr>
-        <w:t xml:space="preserve"> </w:t>
-      </w:r>
-    </w:p>
-    <w:p>
-      <w:pPr>
-        <w:spacing w:before="0" w:after="0" w:line="240" w:lineRule="auto"/>
-      </w:pPr>
-      <w:r>
-        <w:rPr>
-          <w:rFonts w:ascii="Courier New" w:hAnsi="Courier New"/>
-          <w:sz w:val="15"/>
-        </w:rPr>
-        <w:t xml:space="preserve">    return {</w:t>
-      </w:r>
-    </w:p>
-    <w:p>
-      <w:pPr>
-        <w:spacing w:before="0" w:after="0" w:line="240" w:lineRule="auto"/>
-      </w:pPr>
-      <w:r>
-        <w:rPr>
-          <w:rFonts w:ascii="Courier New" w:hAnsi="Courier New"/>
-          <w:sz w:val="15"/>
-        </w:rPr>
-        <w:t xml:space="preserve">        "name": name,</w:t>
-      </w:r>
-    </w:p>
-    <w:p>
-      <w:pPr>
-        <w:spacing w:before="0" w:after="0" w:line="240" w:lineRule="auto"/>
-      </w:pPr>
-      <w:r>
-        <w:rPr>
-          <w:rFonts w:ascii="Courier New" w:hAnsi="Courier New"/>
-          <w:sz w:val="15"/>
-        </w:rPr>
-        <w:t xml:space="preserve">        "accuracy": accuracy_score(y_test, preds),</w:t>
-      </w:r>
-    </w:p>
-    <w:p>
-      <w:pPr>
-        <w:spacing w:before="0" w:after="0" w:line="240" w:lineRule="auto"/>
-      </w:pPr>
-      <w:r>
-        <w:rPr>
-          <w:rFonts w:ascii="Courier New" w:hAnsi="Courier New"/>
-          <w:sz w:val="15"/>
-        </w:rPr>
-        <w:t xml:space="preserve">        "precision": precision_score(y_test, preds),</w:t>
-      </w:r>
-    </w:p>
-    <w:p>
-      <w:pPr>
-        <w:spacing w:before="0" w:after="0" w:line="240" w:lineRule="auto"/>
-      </w:pPr>
-      <w:r>
-        <w:rPr>
-          <w:rFonts w:ascii="Courier New" w:hAnsi="Courier New"/>
-          <w:sz w:val="15"/>
-        </w:rPr>
-        <w:t xml:space="preserve">        "recall": recall_score(y_test, preds),</w:t>
-      </w:r>
-    </w:p>
-    <w:p>
-      <w:pPr>
-        <w:spacing w:before="0" w:after="0" w:line="240" w:lineRule="auto"/>
-      </w:pPr>
-      <w:r>
-        <w:rPr>
-          <w:rFonts w:ascii="Courier New" w:hAnsi="Courier New"/>
-          <w:sz w:val="15"/>
-        </w:rPr>
-        <w:t xml:space="preserve">        "f1": f1_score(y_test, preds),</w:t>
-      </w:r>
-    </w:p>
-    <w:p>
-      <w:pPr>
-        <w:spacing w:before="0" w:after="0" w:line="240" w:lineRule="auto"/>
-      </w:pPr>
-      <w:r>
-        <w:rPr>
-          <w:rFonts w:ascii="Courier New" w:hAnsi="Courier New"/>
-          <w:sz w:val="15"/>
-        </w:rPr>
-        <w:t xml:space="preserve">        "roc_auc": roc_auc_score(y_test, scores),</w:t>
-      </w:r>
-    </w:p>
-    <w:p>
-      <w:pPr>
-        <w:spacing w:before="0" w:after="0" w:line="240" w:lineRule="auto"/>
-      </w:pPr>
-      <w:r>
-        <w:rPr>
-          <w:rFonts w:ascii="Courier New" w:hAnsi="Courier New"/>
-          <w:sz w:val="15"/>
-        </w:rPr>
-        <w:t xml:space="preserve">        "scores": scores,</w:t>
-      </w:r>
-    </w:p>
-    <w:p>
-      <w:pPr>
-        <w:spacing w:before="0" w:after="0" w:line="240" w:lineRule="auto"/>
-      </w:pPr>
-      <w:r>
-        <w:rPr>
-          <w:rFonts w:ascii="Courier New" w:hAnsi="Courier New"/>
-          <w:sz w:val="15"/>
-        </w:rPr>
-        <w:t xml:space="preserve">        "preds": preds,</w:t>
-      </w:r>
-    </w:p>
-    <w:p>
-      <w:pPr>
-        <w:spacing w:before="0" w:after="0" w:line="240" w:lineRule="auto"/>
-      </w:pPr>
-      <w:r>
-        <w:rPr>
-          <w:rFonts w:ascii="Courier New" w:hAnsi="Courier New"/>
-          <w:sz w:val="15"/>
-        </w:rPr>
-        <w:t xml:space="preserve">    }</w:t>
-      </w:r>
-    </w:p>
-    <w:p>
-      <w:pPr>
-        <w:spacing w:before="0" w:after="0" w:line="240" w:lineRule="auto"/>
-      </w:pPr>
-      <w:r>
-        <w:rPr>
-          <w:rFonts w:ascii="Courier New" w:hAnsi="Courier New"/>
-          <w:sz w:val="15"/>
-        </w:rPr>
-        <w:t xml:space="preserve"> </w:t>
-      </w:r>
-    </w:p>
-    <w:p>
-      <w:pPr>
-        <w:spacing w:before="0" w:after="0" w:line="240" w:lineRule="auto"/>
-      </w:pPr>
-      <w:r>
-        <w:rPr>
-          <w:rFonts w:ascii="Courier New" w:hAnsi="Courier New"/>
-          <w:sz w:val="15"/>
-        </w:rPr>
-        <w:t xml:space="preserve"> </w:t>
-      </w:r>
-    </w:p>
-    <w:p>
-      <w:pPr>
-        <w:spacing w:before="0" w:after="0" w:line="240" w:lineRule="auto"/>
-      </w:pPr>
-      <w:r>
-        <w:rPr>
-          <w:rFonts w:ascii="Courier New" w:hAnsi="Courier New"/>
-          <w:sz w:val="15"/>
-        </w:rPr>
-        <w:t>def main():</w:t>
-      </w:r>
-    </w:p>
-    <w:p>
-      <w:pPr>
-        <w:spacing w:before="0" w:after="0" w:line="240" w:lineRule="auto"/>
-      </w:pPr>
-      <w:r>
-        <w:rPr>
-          <w:rFonts w:ascii="Courier New" w:hAnsi="Courier New"/>
-          <w:sz w:val="15"/>
-        </w:rPr>
-        <w:t xml:space="preserve">    X_train, X_test, y_train, y_test = load_split(scale=True)</w:t>
-      </w:r>
-    </w:p>
-    <w:p>
-      <w:pPr>
-        <w:spacing w:before="0" w:after="0" w:line="240" w:lineRule="auto"/>
-      </w:pPr>
-      <w:r>
-        <w:rPr>
-          <w:rFonts w:ascii="Courier New" w:hAnsi="Courier New"/>
-          <w:sz w:val="15"/>
-        </w:rPr>
-        <w:t xml:space="preserve">    print(f"train={X_train.shape}, test={X_test.shape}")</w:t>
-      </w:r>
-    </w:p>
-    <w:p>
-      <w:pPr>
-        <w:spacing w:before="0" w:after="0" w:line="240" w:lineRule="auto"/>
-      </w:pPr>
-      <w:r>
-        <w:rPr>
-          <w:rFonts w:ascii="Courier New" w:hAnsi="Courier New"/>
-          <w:sz w:val="15"/>
-        </w:rPr>
-        <w:t xml:space="preserve"> </w:t>
-      </w:r>
-    </w:p>
-    <w:p>
-      <w:pPr>
-        <w:spacing w:before="0" w:after="0" w:line="240" w:lineRule="auto"/>
-      </w:pPr>
-      <w:r>
-        <w:rPr>
-          <w:rFonts w:ascii="Courier New" w:hAnsi="Courier New"/>
-          <w:sz w:val="15"/>
-        </w:rPr>
-        <w:t xml:space="preserve">    log_reg = LogisticRegression(max_iter=2000, random_state=42)</w:t>
-      </w:r>
-    </w:p>
-    <w:p>
-      <w:pPr>
-        <w:spacing w:before="0" w:after="0" w:line="240" w:lineRule="auto"/>
-      </w:pPr>
-      <w:r>
-        <w:rPr>
-          <w:rFonts w:ascii="Courier New" w:hAnsi="Courier New"/>
-          <w:sz w:val="15"/>
-        </w:rPr>
-        <w:t xml:space="preserve">    log_reg.fit(X_train, y_train)</w:t>
-      </w:r>
-    </w:p>
-    <w:p>
-      <w:pPr>
-        <w:spacing w:before="0" w:after="0" w:line="240" w:lineRule="auto"/>
-      </w:pPr>
-      <w:r>
-        <w:rPr>
-          <w:rFonts w:ascii="Courier New" w:hAnsi="Courier New"/>
-          <w:sz w:val="15"/>
-        </w:rPr>
-        <w:t xml:space="preserve">    res_lr = evaluate("Logistic Regression", log_reg, X_test, y_test)</w:t>
-      </w:r>
-    </w:p>
-    <w:p>
-      <w:pPr>
-        <w:spacing w:before="0" w:after="0" w:line="240" w:lineRule="auto"/>
-      </w:pPr>
-      <w:r>
-        <w:rPr>
-          <w:rFonts w:ascii="Courier New" w:hAnsi="Courier New"/>
-          <w:sz w:val="15"/>
-        </w:rPr>
-        <w:t xml:space="preserve"> </w:t>
-      </w:r>
-    </w:p>
-    <w:p>
-      <w:pPr>
-        <w:spacing w:before="0" w:after="0" w:line="240" w:lineRule="auto"/>
-      </w:pPr>
-      <w:r>
-        <w:rPr>
-          <w:rFonts w:ascii="Courier New" w:hAnsi="Courier New"/>
-          <w:sz w:val="15"/>
-        </w:rPr>
-        <w:t xml:space="preserve">    # RBF-kernel SVM; probability=True enables predict_proba for ROC-AUC</w:t>
-      </w:r>
-    </w:p>
-    <w:p>
-      <w:pPr>
-        <w:spacing w:before="0" w:after="0" w:line="240" w:lineRule="auto"/>
-      </w:pPr>
-      <w:r>
-        <w:rPr>
-          <w:rFonts w:ascii="Courier New" w:hAnsi="Courier New"/>
-          <w:sz w:val="15"/>
-        </w:rPr>
-        <w:t xml:space="preserve">    svm = SVC(kernel="rbf", C=1.0, gamma="scale", probability=True, random_state=42)</w:t>
-      </w:r>
-    </w:p>
-    <w:p>
-      <w:pPr>
-        <w:spacing w:before="0" w:after="0" w:line="240" w:lineRule="auto"/>
-      </w:pPr>
-      <w:r>
-        <w:rPr>
-          <w:rFonts w:ascii="Courier New" w:hAnsi="Courier New"/>
-          <w:sz w:val="15"/>
-        </w:rPr>
-        <w:t xml:space="preserve">    svm.fit(X_train, y_train)</w:t>
-      </w:r>
-    </w:p>
-    <w:p>
-      <w:pPr>
-        <w:spacing w:before="0" w:after="0" w:line="240" w:lineRule="auto"/>
-      </w:pPr>
-      <w:r>
-        <w:rPr>
-          <w:rFonts w:ascii="Courier New" w:hAnsi="Courier New"/>
-          <w:sz w:val="15"/>
-        </w:rPr>
-        <w:t xml:space="preserve">    res_svm = evaluate("SVM (RBF)", svm, X_test, y_test)</w:t>
-      </w:r>
-    </w:p>
-    <w:p>
-      <w:pPr>
-        <w:spacing w:before="0" w:after="0" w:line="240" w:lineRule="auto"/>
-      </w:pPr>
-      <w:r>
-        <w:rPr>
-          <w:rFonts w:ascii="Courier New" w:hAnsi="Courier New"/>
-          <w:sz w:val="15"/>
-        </w:rPr>
-        <w:t xml:space="preserve"> </w:t>
-      </w:r>
-    </w:p>
-    <w:p>
-      <w:pPr>
-        <w:spacing w:before="0" w:after="0" w:line="240" w:lineRule="auto"/>
-      </w:pPr>
-      <w:r>
-        <w:rPr>
-          <w:rFonts w:ascii="Courier New" w:hAnsi="Courier New"/>
-          <w:sz w:val="15"/>
-        </w:rPr>
-        <w:t xml:space="preserve">    results = [res_lr, res_svm]</w:t>
-      </w:r>
-    </w:p>
-    <w:p>
-      <w:pPr>
-        <w:spacing w:before="0" w:after="0" w:line="240" w:lineRule="auto"/>
-      </w:pPr>
-      <w:r>
-        <w:rPr>
-          <w:rFonts w:ascii="Courier New" w:hAnsi="Courier New"/>
-          <w:sz w:val="15"/>
-        </w:rPr>
-        <w:t xml:space="preserve">    for r in results:</w:t>
-      </w:r>
-    </w:p>
-    <w:p>
-      <w:pPr>
-        <w:spacing w:before="0" w:after="0" w:line="240" w:lineRule="auto"/>
-      </w:pPr>
-      <w:r>
-        <w:rPr>
-          <w:rFonts w:ascii="Courier New" w:hAnsi="Courier New"/>
-          <w:sz w:val="15"/>
-        </w:rPr>
-        <w:t xml:space="preserve">        print(f"\n{r['name']}")</w:t>
-      </w:r>
-    </w:p>
-    <w:p>
-      <w:pPr>
-        <w:spacing w:before="0" w:after="0" w:line="240" w:lineRule="auto"/>
-      </w:pPr>
-      <w:r>
-        <w:rPr>
-          <w:rFonts w:ascii="Courier New" w:hAnsi="Courier New"/>
-          <w:sz w:val="15"/>
-        </w:rPr>
-        <w:t xml:space="preserve">        for k in ["accuracy", "precision", "recall", "f1", "roc_auc"]:</w:t>
-      </w:r>
-    </w:p>
-    <w:p>
-      <w:pPr>
-        <w:spacing w:before="0" w:after="0" w:line="240" w:lineRule="auto"/>
-      </w:pPr>
-      <w:r>
-        <w:rPr>
-          <w:rFonts w:ascii="Courier New" w:hAnsi="Courier New"/>
-          <w:sz w:val="15"/>
-        </w:rPr>
-        <w:t xml:space="preserve">            print(f"  {k:10s} {r[k]:.4f}")</w:t>
-      </w:r>
-    </w:p>
-    <w:p>
-      <w:pPr>
-        <w:spacing w:before="0" w:after="0" w:line="240" w:lineRule="auto"/>
-      </w:pPr>
-      <w:r>
-        <w:rPr>
-          <w:rFonts w:ascii="Courier New" w:hAnsi="Courier New"/>
-          <w:sz w:val="15"/>
-        </w:rPr>
-        <w:t xml:space="preserve"> </w:t>
-      </w:r>
-    </w:p>
-    <w:p>
-      <w:pPr>
-        <w:spacing w:before="0" w:after="0" w:line="240" w:lineRule="auto"/>
-      </w:pPr>
-      <w:r>
-        <w:rPr>
-          <w:rFonts w:ascii="Courier New" w:hAnsi="Courier New"/>
-          <w:sz w:val="15"/>
-        </w:rPr>
-        <w:t xml:space="preserve">    # ---------- comparison bar chart ----------</w:t>
-      </w:r>
-    </w:p>
-    <w:p>
-      <w:pPr>
-        <w:spacing w:before="0" w:after="0" w:line="240" w:lineRule="auto"/>
-      </w:pPr>
-      <w:r>
-        <w:rPr>
-          <w:rFonts w:ascii="Courier New" w:hAnsi="Courier New"/>
-          <w:sz w:val="15"/>
-        </w:rPr>
-        <w:t xml:space="preserve">    metrics = ["accuracy", "precision", "recall", "f1", "roc_auc"]</w:t>
-      </w:r>
-    </w:p>
-    <w:p>
-      <w:pPr>
-        <w:spacing w:before="0" w:after="0" w:line="240" w:lineRule="auto"/>
-      </w:pPr>
-      <w:r>
-        <w:rPr>
-          <w:rFonts w:ascii="Courier New" w:hAnsi="Courier New"/>
-          <w:sz w:val="15"/>
-        </w:rPr>
-        <w:t xml:space="preserve">    fig, ax = plt.subplots(figsize=(9, 5))</w:t>
-      </w:r>
-    </w:p>
-    <w:p>
-      <w:pPr>
-        <w:spacing w:before="0" w:after="0" w:line="240" w:lineRule="auto"/>
-      </w:pPr>
-      <w:r>
-        <w:rPr>
-          <w:rFonts w:ascii="Courier New" w:hAnsi="Courier New"/>
-          <w:sz w:val="15"/>
-        </w:rPr>
-        <w:t xml:space="preserve">    x = np.arange(len(metrics))</w:t>
-      </w:r>
-    </w:p>
-    <w:p>
-      <w:pPr>
-        <w:spacing w:before="0" w:after="0" w:line="240" w:lineRule="auto"/>
-      </w:pPr>
-      <w:r>
-        <w:rPr>
-          <w:rFonts w:ascii="Courier New" w:hAnsi="Courier New"/>
-          <w:sz w:val="15"/>
-        </w:rPr>
-        <w:t xml:space="preserve">    width = 0.35</w:t>
-      </w:r>
-    </w:p>
-    <w:p>
-      <w:pPr>
-        <w:spacing w:before="0" w:after="0" w:line="240" w:lineRule="auto"/>
-      </w:pPr>
-      <w:r>
-        <w:rPr>
-          <w:rFonts w:ascii="Courier New" w:hAnsi="Courier New"/>
-          <w:sz w:val="15"/>
-        </w:rPr>
-        <w:t xml:space="preserve">    ax.bar(x - width/2, [res_lr[m] for m in metrics], width, label="Logistic Regression", color="#4C72B0")</w:t>
-      </w:r>
-    </w:p>
-    <w:p>
-      <w:pPr>
-        <w:spacing w:before="0" w:after="0" w:line="240" w:lineRule="auto"/>
-      </w:pPr>
-      <w:r>
-        <w:rPr>
-          <w:rFonts w:ascii="Courier New" w:hAnsi="Courier New"/>
-          <w:sz w:val="15"/>
-        </w:rPr>
-        <w:t xml:space="preserve">    ax.bar(x + width/2, [res_svm[m] for m in metrics], width, label="SVM (RBF)", color="#DD8452")</w:t>
-      </w:r>
-    </w:p>
-    <w:p>
-      <w:pPr>
-        <w:spacing w:before="0" w:after="0" w:line="240" w:lineRule="auto"/>
-      </w:pPr>
-      <w:r>
-        <w:rPr>
-          <w:rFonts w:ascii="Courier New" w:hAnsi="Courier New"/>
-          <w:sz w:val="15"/>
-        </w:rPr>
-        <w:t xml:space="preserve">    ax.set_xticks(x); ax.set_xticklabels([m.upper() for m in metrics])</w:t>
-      </w:r>
-    </w:p>
-    <w:p>
-      <w:pPr>
-        <w:spacing w:before="0" w:after="0" w:line="240" w:lineRule="auto"/>
-      </w:pPr>
-      <w:r>
-        <w:rPr>
-          <w:rFonts w:ascii="Courier New" w:hAnsi="Courier New"/>
-          <w:sz w:val="15"/>
-        </w:rPr>
-        <w:t xml:space="preserve">    ax.set_ylim(0, 1)</w:t>
-      </w:r>
-    </w:p>
-    <w:p>
-      <w:pPr>
-        <w:spacing w:before="0" w:after="0" w:line="240" w:lineRule="auto"/>
-      </w:pPr>
-      <w:r>
-        <w:rPr>
-          <w:rFonts w:ascii="Courier New" w:hAnsi="Courier New"/>
-          <w:sz w:val="15"/>
-        </w:rPr>
-        <w:t xml:space="preserve">    ax.set_ylabel("score")</w:t>
-      </w:r>
-    </w:p>
-    <w:p>
-      <w:pPr>
-        <w:spacing w:before="0" w:after="0" w:line="240" w:lineRule="auto"/>
-      </w:pPr>
-      <w:r>
-        <w:rPr>
-          <w:rFonts w:ascii="Courier New" w:hAnsi="Courier New"/>
-          <w:sz w:val="15"/>
-        </w:rPr>
-        <w:t xml:space="preserve">    ax.set_title("Logistic Regression vs SVM — metric comparison")</w:t>
-      </w:r>
-    </w:p>
-    <w:p>
-      <w:pPr>
-        <w:spacing w:before="0" w:after="0" w:line="240" w:lineRule="auto"/>
-      </w:pPr>
-      <w:r>
-        <w:rPr>
-          <w:rFonts w:ascii="Courier New" w:hAnsi="Courier New"/>
-          <w:sz w:val="15"/>
-        </w:rPr>
-        <w:t xml:space="preserve">    ax.legend()</w:t>
-      </w:r>
-    </w:p>
-    <w:p>
-      <w:pPr>
-        <w:spacing w:before="0" w:after="0" w:line="240" w:lineRule="auto"/>
-      </w:pPr>
-      <w:r>
-        <w:rPr>
-          <w:rFonts w:ascii="Courier New" w:hAnsi="Courier New"/>
-          <w:sz w:val="15"/>
-        </w:rPr>
-        <w:t xml:space="preserve">    for i, m in enumerate(metrics):</w:t>
-      </w:r>
-    </w:p>
-    <w:p>
-      <w:pPr>
-        <w:spacing w:before="0" w:after="0" w:line="240" w:lineRule="auto"/>
-      </w:pPr>
-      <w:r>
-        <w:rPr>
-          <w:rFonts w:ascii="Courier New" w:hAnsi="Courier New"/>
-          <w:sz w:val="15"/>
-        </w:rPr>
-        <w:t xml:space="preserve">        ax.text(i - width/2, res_lr[m] + 0.01, f"{res_lr[m]:.3f}", ha="center", fontsize=8)</w:t>
-      </w:r>
-    </w:p>
-    <w:p>
-      <w:pPr>
-        <w:spacing w:before="0" w:after="0" w:line="240" w:lineRule="auto"/>
-      </w:pPr>
-      <w:r>
-        <w:rPr>
-          <w:rFonts w:ascii="Courier New" w:hAnsi="Courier New"/>
-          <w:sz w:val="15"/>
-        </w:rPr>
-        <w:t xml:space="preserve">        ax.text(i + width/2, res_svm[m] + 0.01, f"{res_svm[m]:.3f}", ha="center", fontsize=8)</w:t>
-      </w:r>
-    </w:p>
-    <w:p>
-      <w:pPr>
-        <w:spacing w:before="0" w:after="0" w:line="240" w:lineRule="auto"/>
-      </w:pPr>
-      <w:r>
-        <w:rPr>
-          <w:rFonts w:ascii="Courier New" w:hAnsi="Courier New"/>
-          <w:sz w:val="15"/>
-        </w:rPr>
-        <w:t xml:space="preserve">    plt.tight_layout()</w:t>
-      </w:r>
-    </w:p>
-    <w:p>
-      <w:pPr>
-        <w:spacing w:before="0" w:after="0" w:line="240" w:lineRule="auto"/>
-      </w:pPr>
-      <w:r>
-        <w:rPr>
-          <w:rFonts w:ascii="Courier New" w:hAnsi="Courier New"/>
-          <w:sz w:val="15"/>
-        </w:rPr>
-        <w:t xml:space="preserve">    plt.savefig(FIG_DIR / "q7_metric_comparison.png", bbox_inches="tight")</w:t>
-      </w:r>
-    </w:p>
-    <w:p>
-      <w:pPr>
-        <w:spacing w:before="0" w:after="0" w:line="240" w:lineRule="auto"/>
-      </w:pPr>
-      <w:r>
-        <w:rPr>
-          <w:rFonts w:ascii="Courier New" w:hAnsi="Courier New"/>
-          <w:sz w:val="15"/>
-        </w:rPr>
-        <w:t xml:space="preserve">    plt.close()</w:t>
-      </w:r>
-    </w:p>
-    <w:p>
-      <w:pPr>
-        <w:spacing w:before="0" w:after="0" w:line="240" w:lineRule="auto"/>
-      </w:pPr>
-      <w:r>
-        <w:rPr>
-          <w:rFonts w:ascii="Courier New" w:hAnsi="Courier New"/>
-          <w:sz w:val="15"/>
-        </w:rPr>
-        <w:t xml:space="preserve"> </w:t>
-      </w:r>
-    </w:p>
-    <w:p>
-      <w:pPr>
-        <w:spacing w:before="0" w:after="0" w:line="240" w:lineRule="auto"/>
-      </w:pPr>
-      <w:r>
-        <w:rPr>
-          <w:rFonts w:ascii="Courier New" w:hAnsi="Courier New"/>
-          <w:sz w:val="15"/>
-        </w:rPr>
-        <w:t xml:space="preserve">    # ---------- ROC curves ----------</w:t>
-      </w:r>
-    </w:p>
-    <w:p>
-      <w:pPr>
-        <w:spacing w:before="0" w:after="0" w:line="240" w:lineRule="auto"/>
-      </w:pPr>
-      <w:r>
-        <w:rPr>
-          <w:rFonts w:ascii="Courier New" w:hAnsi="Courier New"/>
-          <w:sz w:val="15"/>
-        </w:rPr>
-        <w:t xml:space="preserve">    fig, ax = plt.subplots(figsize=(5.5, 5))</w:t>
-      </w:r>
-    </w:p>
-    <w:p>
-      <w:pPr>
-        <w:spacing w:before="0" w:after="0" w:line="240" w:lineRule="auto"/>
-      </w:pPr>
-      <w:r>
-        <w:rPr>
-          <w:rFonts w:ascii="Courier New" w:hAnsi="Courier New"/>
-          <w:sz w:val="15"/>
-        </w:rPr>
-        <w:t xml:space="preserve">    for r, color in zip(results, ["#4C72B0", "#DD8452"]):</w:t>
-      </w:r>
-    </w:p>
-    <w:p>
-      <w:pPr>
-        <w:spacing w:before="0" w:after="0" w:line="240" w:lineRule="auto"/>
-      </w:pPr>
-      <w:r>
-        <w:rPr>
-          <w:rFonts w:ascii="Courier New" w:hAnsi="Courier New"/>
-          <w:sz w:val="15"/>
-        </w:rPr>
-        <w:t xml:space="preserve">        fpr, tpr, _ = roc_curve(y_test, r["scores"])</w:t>
-      </w:r>
-    </w:p>
-    <w:p>
-      <w:pPr>
-        <w:spacing w:before="0" w:after="0" w:line="240" w:lineRule="auto"/>
-      </w:pPr>
-      <w:r>
-        <w:rPr>
-          <w:rFonts w:ascii="Courier New" w:hAnsi="Courier New"/>
-          <w:sz w:val="15"/>
-        </w:rPr>
-        <w:t xml:space="preserve">        ax.plot(fpr, tpr, label=f"{r['name']} (AUC={r['roc_auc']:.3f})", color=color)</w:t>
-      </w:r>
-    </w:p>
-    <w:p>
-      <w:pPr>
-        <w:spacing w:before="0" w:after="0" w:line="240" w:lineRule="auto"/>
-      </w:pPr>
-      <w:r>
-        <w:rPr>
-          <w:rFonts w:ascii="Courier New" w:hAnsi="Courier New"/>
-          <w:sz w:val="15"/>
-        </w:rPr>
-        <w:t xml:space="preserve">    ax.plot([0, 1], [0, 1], "k--", alpha=0.4)</w:t>
-      </w:r>
-    </w:p>
-    <w:p>
-      <w:pPr>
-        <w:spacing w:before="0" w:after="0" w:line="240" w:lineRule="auto"/>
-      </w:pPr>
-      <w:r>
-        <w:rPr>
-          <w:rFonts w:ascii="Courier New" w:hAnsi="Courier New"/>
-          <w:sz w:val="15"/>
-        </w:rPr>
-        <w:t xml:space="preserve">    ax.set_xlabel("False Positive Rate")</w:t>
-      </w:r>
-    </w:p>
-    <w:p>
-      <w:pPr>
-        <w:spacing w:before="0" w:after="0" w:line="240" w:lineRule="auto"/>
-      </w:pPr>
-      <w:r>
-        <w:rPr>
-          <w:rFonts w:ascii="Courier New" w:hAnsi="Courier New"/>
-          <w:sz w:val="15"/>
-        </w:rPr>
-        <w:t xml:space="preserve">    ax.set_ylabel("True Positive Rate")</w:t>
-      </w:r>
-    </w:p>
-    <w:p>
-      <w:pPr>
-        <w:spacing w:before="0" w:after="0" w:line="240" w:lineRule="auto"/>
-      </w:pPr>
-      <w:r>
-        <w:rPr>
-          <w:rFonts w:ascii="Courier New" w:hAnsi="Courier New"/>
-          <w:sz w:val="15"/>
-        </w:rPr>
-        <w:t xml:space="preserve">    ax.set_title("ROC Curves — Logistic Regression vs SVM")</w:t>
-      </w:r>
-    </w:p>
-    <w:p>
-      <w:pPr>
-        <w:spacing w:before="0" w:after="0" w:line="240" w:lineRule="auto"/>
-      </w:pPr>
-      <w:r>
-        <w:rPr>
-          <w:rFonts w:ascii="Courier New" w:hAnsi="Courier New"/>
-          <w:sz w:val="15"/>
-        </w:rPr>
-        <w:t xml:space="preserve">    ax.legend()</w:t>
-      </w:r>
-    </w:p>
-    <w:p>
-      <w:pPr>
-        <w:spacing w:before="0" w:after="0" w:line="240" w:lineRule="auto"/>
-      </w:pPr>
-      <w:r>
-        <w:rPr>
-          <w:rFonts w:ascii="Courier New" w:hAnsi="Courier New"/>
-          <w:sz w:val="15"/>
-        </w:rPr>
-        <w:t xml:space="preserve">    plt.tight_layout()</w:t>
-      </w:r>
-    </w:p>
-    <w:p>
-      <w:pPr>
-        <w:spacing w:before="0" w:after="0" w:line="240" w:lineRule="auto"/>
-      </w:pPr>
-      <w:r>
-        <w:rPr>
-          <w:rFonts w:ascii="Courier New" w:hAnsi="Courier New"/>
-          <w:sz w:val="15"/>
-        </w:rPr>
-        <w:t xml:space="preserve">    plt.savefig(FIG_DIR / "q7_roc_curves.png", bbox_inches="tight")</w:t>
-      </w:r>
-    </w:p>
-    <w:p>
-      <w:pPr>
-        <w:spacing w:before="0" w:after="0" w:line="240" w:lineRule="auto"/>
-      </w:pPr>
-      <w:r>
-        <w:rPr>
-          <w:rFonts w:ascii="Courier New" w:hAnsi="Courier New"/>
-          <w:sz w:val="15"/>
-        </w:rPr>
-        <w:t xml:space="preserve">    plt.close()</w:t>
-      </w:r>
-    </w:p>
-    <w:p>
-      <w:pPr>
-        <w:spacing w:before="0" w:after="0" w:line="240" w:lineRule="auto"/>
-      </w:pPr>
-      <w:r>
-        <w:rPr>
-          <w:rFonts w:ascii="Courier New" w:hAnsi="Courier New"/>
-          <w:sz w:val="15"/>
-        </w:rPr>
-        <w:t xml:space="preserve"> </w:t>
-      </w:r>
-    </w:p>
-    <w:p>
-      <w:pPr>
-        <w:spacing w:before="0" w:after="0" w:line="240" w:lineRule="auto"/>
-      </w:pPr>
-      <w:r>
-        <w:rPr>
-          <w:rFonts w:ascii="Courier New" w:hAnsi="Courier New"/>
-          <w:sz w:val="15"/>
-        </w:rPr>
-        <w:t xml:space="preserve">    table = pd.DataFrame([{k: r[k] for k in ["name"] + metrics} for r in results])</w:t>
-      </w:r>
-    </w:p>
-    <w:p>
-      <w:pPr>
-        <w:spacing w:before="0" w:after="0" w:line="240" w:lineRule="auto"/>
-      </w:pPr>
-      <w:r>
-        <w:rPr>
-          <w:rFonts w:ascii="Courier New" w:hAnsi="Courier New"/>
-          <w:sz w:val="15"/>
-        </w:rPr>
-        <w:t xml:space="preserve">    print("\n", table.to_string(index=False))</w:t>
-      </w:r>
-    </w:p>
-    <w:p>
-      <w:pPr>
-        <w:spacing w:before="0" w:after="0" w:line="240" w:lineRule="auto"/>
-      </w:pPr>
-      <w:r>
-        <w:rPr>
-          <w:rFonts w:ascii="Courier New" w:hAnsi="Courier New"/>
-          <w:sz w:val="15"/>
-        </w:rPr>
-        <w:t xml:space="preserve"> </w:t>
-      </w:r>
-    </w:p>
-    <w:p>
-      <w:pPr>
-        <w:spacing w:before="0" w:after="0" w:line="240" w:lineRule="auto"/>
-      </w:pPr>
-      <w:r>
-        <w:rPr>
-          <w:rFonts w:ascii="Courier New" w:hAnsi="Courier New"/>
-          <w:sz w:val="15"/>
-        </w:rPr>
-        <w:t xml:space="preserve">    save_metrics("q7_compare_models", {</w:t>
-      </w:r>
-    </w:p>
-    <w:p>
-      <w:pPr>
-        <w:spacing w:before="0" w:after="0" w:line="240" w:lineRule="auto"/>
-      </w:pPr>
-      <w:r>
-        <w:rPr>
-          <w:rFonts w:ascii="Courier New" w:hAnsi="Courier New"/>
-          <w:sz w:val="15"/>
-        </w:rPr>
-        <w:t xml:space="preserve">        r["name"]: {k: float(r[k]) for k in metrics} for r in results</w:t>
-      </w:r>
-    </w:p>
-    <w:p>
-      <w:pPr>
-        <w:spacing w:before="0" w:after="0" w:line="240" w:lineRule="auto"/>
-      </w:pPr>
-      <w:r>
-        <w:rPr>
-          <w:rFonts w:ascii="Courier New" w:hAnsi="Courier New"/>
-          <w:sz w:val="15"/>
-        </w:rPr>
-        <w:t xml:space="preserve">    })</w:t>
-      </w:r>
-    </w:p>
-    <w:p>
-      <w:pPr>
-        <w:spacing w:before="0" w:after="0" w:line="240" w:lineRule="auto"/>
-      </w:pPr>
-      <w:r>
-        <w:rPr>
-          <w:rFonts w:ascii="Courier New" w:hAnsi="Courier New"/>
-          <w:sz w:val="15"/>
-        </w:rPr>
-        <w:t xml:space="preserve"> </w:t>
-      </w:r>
-    </w:p>
-    <w:p>
-      <w:pPr>
-        <w:spacing w:before="0" w:after="0" w:line="240" w:lineRule="auto"/>
-      </w:pPr>
-      <w:r>
-        <w:rPr>
-          <w:rFonts w:ascii="Courier New" w:hAnsi="Courier New"/>
-          <w:sz w:val="15"/>
-        </w:rPr>
-        <w:t xml:space="preserve"> </w:t>
-      </w:r>
-    </w:p>
-    <w:p>
-      <w:pPr>
-        <w:spacing w:before="0" w:after="0" w:line="240" w:lineRule="auto"/>
-      </w:pPr>
-      <w:r>
-        <w:rPr>
-          <w:rFonts w:ascii="Courier New" w:hAnsi="Courier New"/>
-          <w:sz w:val="15"/>
-        </w:rPr>
-        <w:t>if __name__ == "__main__":</w:t>
-      </w:r>
-    </w:p>
-    <w:p>
-      <w:pPr>
-        <w:spacing w:before="0" w:after="0" w:line="240" w:lineRule="auto"/>
-      </w:pPr>
-      <w:r>
-        <w:rPr>
-          <w:rFonts w:ascii="Courier New" w:hAnsi="Courier New"/>
-          <w:sz w:val="15"/>
-        </w:rPr>
-        <w:t xml:space="preserve">    main()</w:t>
-      </w:r>
-    </w:p>
-    <w:p>
-      <w:pPr>
-        <w:spacing w:before="120" w:after="60"/>
-      </w:pPr>
-      <w:r>
-        <w:rPr>
-          <w:b/>
-          <w:color w:val="1F4E79"/>
-          <w:sz w:val="26"/>
-        </w:rPr>
-        <w:t>Output</w:t>
+        <w:t>Key code section (function definitions, core algorithm, and key parameter settings):</w:t>
       </w:r>
     </w:p>
     <w:tbl>
       <w:tblPr>
-        <w:tblStyle w:val="LightGrid-Accent1"/>
         <w:tblW w:type="auto" w:w="0"/>
+        <w:tblLayout w:type="autofit"/>
         <w:tblLook w:firstColumn="1" w:firstRow="1" w:lastColumn="0" w:lastRow="0" w:noHBand="0" w:noVBand="1" w:val="04A0"/>
       </w:tblPr>
       <w:tblGrid>
-        <w:gridCol w:w="3408"/>
-        <w:gridCol w:w="3408"/>
-        <w:gridCol w:w="3408"/>
+        <w:gridCol w:w="9314"/>
       </w:tblGrid>
       <w:tr>
         <w:tc>
           <w:tcPr>
-            <w:tcW w:type="dxa" w:w="3408"/>
+            <w:tcW w:type="dxa" w:w="9314"/>
+            <w:shd w:val="clear" w:fill="F2F2F2"/>
           </w:tcPr>
           <w:p>
+            <w:pPr>
+              <w:spacing w:before="0" w:after="0" w:line="240" w:lineRule="auto"/>
+            </w:pPr>
+            <w:r/>
             <w:r>
               <w:rPr>
-                <w:b/>
-                <w:sz w:val="18"/>
+                <w:rFonts w:ascii="Consolas" w:hAnsi="Consolas"/>
+                <w:sz w:val="19"/>
               </w:rPr>
-              <w:t>Metric</w:t>
+              <w:t>from sklearn.linear_model import LogisticRegression</w:t>
             </w:r>
           </w:p>
-        </w:tc>
-        <w:tc>
-          <w:tcPr>
-            <w:tcW w:type="dxa" w:w="3408"/>
-          </w:tcPr>
           <w:p>
+            <w:pPr>
+              <w:spacing w:before="0" w:after="0" w:line="240" w:lineRule="auto"/>
+            </w:pPr>
             <w:r>
               <w:rPr>
-                <w:b/>
-                <w:sz w:val="18"/>
+                <w:rFonts w:ascii="Consolas" w:hAnsi="Consolas"/>
+                <w:sz w:val="19"/>
               </w:rPr>
-              <w:t>Logistic Regression</w:t>
+              <w:t>from sklearn.svm import SVC</w:t>
             </w:r>
           </w:p>
-        </w:tc>
-        <w:tc>
-          <w:tcPr>
-            <w:tcW w:type="dxa" w:w="3408"/>
-          </w:tcPr>
           <w:p>
+            <w:pPr>
+              <w:spacing w:before="0" w:after="0" w:line="240" w:lineRule="auto"/>
+            </w:pPr>
             <w:r>
               <w:rPr>
-                <w:b/>
-                <w:sz w:val="18"/>
+                <w:rFonts w:ascii="Consolas" w:hAnsi="Consolas"/>
+                <w:sz w:val="19"/>
               </w:rPr>
-              <w:t>SVM (RBF)</w:t>
+              <w:t>from sklearn.metrics import (accuracy_score, precision_score,</w:t>
             </w:r>
           </w:p>
-        </w:tc>
-      </w:tr>
-      <w:tr>
-        <w:tc>
-          <w:tcPr>
-            <w:tcW w:type="dxa" w:w="3408"/>
-          </w:tcPr>
           <w:p>
+            <w:pPr>
+              <w:spacing w:before="0" w:after="0" w:line="240" w:lineRule="auto"/>
+            </w:pPr>
             <w:r>
               <w:rPr>
-                <w:sz w:val="18"/>
+                <w:rFonts w:ascii="Consolas" w:hAnsi="Consolas"/>
+                <w:sz w:val="19"/>
               </w:rPr>
-              <w:t>ACCURACY</w:t>
+              <w:t xml:space="preserve">    recall_score, f1_score, roc_auc_score)</w:t>
             </w:r>
           </w:p>
-        </w:tc>
-        <w:tc>
-          <w:tcPr>
-            <w:tcW w:type="dxa" w:w="3408"/>
-          </w:tcPr>
           <w:p>
+            <w:pPr>
+              <w:spacing w:before="0" w:after="0" w:line="240" w:lineRule="auto"/>
+            </w:pPr>
             <w:r>
               <w:rPr>
-                <w:sz w:val="18"/>
+                <w:rFonts w:ascii="Consolas" w:hAnsi="Consolas"/>
+                <w:sz w:val="19"/>
               </w:rPr>
-              <w:t>0.7300</w:t>
+              <w:t xml:space="preserve"> </w:t>
             </w:r>
           </w:p>
-        </w:tc>
-        <w:tc>
-          <w:tcPr>
-            <w:tcW w:type="dxa" w:w="3408"/>
-          </w:tcPr>
           <w:p>
+            <w:pPr>
+              <w:spacing w:before="0" w:after="0" w:line="240" w:lineRule="auto"/>
+            </w:pPr>
             <w:r>
               <w:rPr>
-                <w:sz w:val="18"/>
+                <w:rFonts w:ascii="Consolas" w:hAnsi="Consolas"/>
+                <w:sz w:val="19"/>
               </w:rPr>
-              <w:t>0.7681</w:t>
+              <w:t>log_reg = LogisticRegression(max_iter=2000, random_state=42)</w:t>
             </w:r>
           </w:p>
-        </w:tc>
-      </w:tr>
-      <w:tr>
-        <w:tc>
-          <w:tcPr>
-            <w:tcW w:type="dxa" w:w="3408"/>
-          </w:tcPr>
           <w:p>
+            <w:pPr>
+              <w:spacing w:before="0" w:after="0" w:line="240" w:lineRule="auto"/>
+            </w:pPr>
             <w:r>
               <w:rPr>
-                <w:sz w:val="18"/>
+                <w:rFonts w:ascii="Consolas" w:hAnsi="Consolas"/>
+                <w:sz w:val="19"/>
               </w:rPr>
-              <w:t>PRECISION</w:t>
+              <w:t>log_reg.fit(X_train, y_train)</w:t>
             </w:r>
           </w:p>
-        </w:tc>
-        <w:tc>
-          <w:tcPr>
-            <w:tcW w:type="dxa" w:w="3408"/>
-          </w:tcPr>
           <w:p>
+            <w:pPr>
+              <w:spacing w:before="0" w:after="0" w:line="240" w:lineRule="auto"/>
+            </w:pPr>
             <w:r>
               <w:rPr>
-                <w:sz w:val="18"/>
+                <w:rFonts w:ascii="Consolas" w:hAnsi="Consolas"/>
+                <w:sz w:val="19"/>
               </w:rPr>
-              <w:t>0.7584</w:t>
+              <w:t xml:space="preserve"> </w:t>
             </w:r>
           </w:p>
-        </w:tc>
-        <w:tc>
-          <w:tcPr>
-            <w:tcW w:type="dxa" w:w="3408"/>
-          </w:tcPr>
           <w:p>
+            <w:pPr>
+              <w:spacing w:before="0" w:after="0" w:line="240" w:lineRule="auto"/>
+            </w:pPr>
             <w:r>
               <w:rPr>
-                <w:sz w:val="18"/>
+                <w:rFonts w:ascii="Consolas" w:hAnsi="Consolas"/>
+                <w:sz w:val="19"/>
               </w:rPr>
-              <w:t>0.7409</w:t>
+              <w:t>svm = SVC(kernel="rbf", C=1.0, gamma="scale",</w:t>
             </w:r>
           </w:p>
-        </w:tc>
-      </w:tr>
-      <w:tr>
-        <w:tc>
-          <w:tcPr>
-            <w:tcW w:type="dxa" w:w="3408"/>
-          </w:tcPr>
           <w:p>
+            <w:pPr>
+              <w:spacing w:before="0" w:after="0" w:line="240" w:lineRule="auto"/>
+            </w:pPr>
             <w:r>
               <w:rPr>
-                <w:sz w:val="18"/>
+                <w:rFonts w:ascii="Consolas" w:hAnsi="Consolas"/>
+                <w:sz w:val="19"/>
               </w:rPr>
-              <w:t>RECALL</w:t>
+              <w:t xml:space="preserve">          probability=True, random_state=42)</w:t>
             </w:r>
           </w:p>
-        </w:tc>
-        <w:tc>
-          <w:tcPr>
-            <w:tcW w:type="dxa" w:w="3408"/>
-          </w:tcPr>
           <w:p>
+            <w:pPr>
+              <w:spacing w:before="0" w:after="0" w:line="240" w:lineRule="auto"/>
+            </w:pPr>
             <w:r>
               <w:rPr>
-                <w:sz w:val="18"/>
+                <w:rFonts w:ascii="Consolas" w:hAnsi="Consolas"/>
+                <w:sz w:val="19"/>
               </w:rPr>
-              <w:t>0.6750</w:t>
+              <w:t>svm.fit(X_train, y_train)</w:t>
             </w:r>
           </w:p>
-        </w:tc>
-        <w:tc>
-          <w:tcPr>
-            <w:tcW w:type="dxa" w:w="3408"/>
-          </w:tcPr>
           <w:p>
+            <w:pPr>
+              <w:spacing w:before="0" w:after="0" w:line="240" w:lineRule="auto"/>
+            </w:pPr>
             <w:r>
               <w:rPr>
-                <w:sz w:val="18"/>
+                <w:rFonts w:ascii="Consolas" w:hAnsi="Consolas"/>
+                <w:sz w:val="19"/>
               </w:rPr>
-              <w:t>0.8246</w:t>
+              <w:t xml:space="preserve"> </w:t>
             </w:r>
           </w:p>
-        </w:tc>
-      </w:tr>
-      <w:tr>
-        <w:tc>
-          <w:tcPr>
-            <w:tcW w:type="dxa" w:w="3408"/>
-          </w:tcPr>
           <w:p>
+            <w:pPr>
+              <w:spacing w:before="0" w:after="0" w:line="240" w:lineRule="auto"/>
+            </w:pPr>
             <w:r>
               <w:rPr>
-                <w:sz w:val="18"/>
+                <w:rFonts w:ascii="Consolas" w:hAnsi="Consolas"/>
+                <w:sz w:val="19"/>
               </w:rPr>
-              <w:t>F1</w:t>
+              <w:t>for clf in [log_reg, svm]:</w:t>
             </w:r>
           </w:p>
-        </w:tc>
-        <w:tc>
-          <w:tcPr>
-            <w:tcW w:type="dxa" w:w="3408"/>
-          </w:tcPr>
           <w:p>
+            <w:pPr>
+              <w:spacing w:before="0" w:after="0" w:line="240" w:lineRule="auto"/>
+            </w:pPr>
             <w:r>
               <w:rPr>
-                <w:sz w:val="18"/>
+                <w:rFonts w:ascii="Consolas" w:hAnsi="Consolas"/>
+                <w:sz w:val="19"/>
               </w:rPr>
-              <w:t>0.7143</w:t>
+              <w:t xml:space="preserve">    preds = clf.predict(X_test)</w:t>
             </w:r>
           </w:p>
-        </w:tc>
-        <w:tc>
-          <w:tcPr>
-            <w:tcW w:type="dxa" w:w="3408"/>
-          </w:tcPr>
           <w:p>
+            <w:pPr>
+              <w:spacing w:before="0" w:after="0" w:line="240" w:lineRule="auto"/>
+            </w:pPr>
             <w:r>
               <w:rPr>
-                <w:sz w:val="18"/>
+                <w:rFonts w:ascii="Consolas" w:hAnsi="Consolas"/>
+                <w:sz w:val="19"/>
               </w:rPr>
-              <w:t>0.7805</w:t>
+              <w:t xml:space="preserve">    scores = clf.predict_proba(X_test)[:, 1]</w:t>
             </w:r>
           </w:p>
-        </w:tc>
-      </w:tr>
-      <w:tr>
-        <w:tc>
-          <w:tcPr>
-            <w:tcW w:type="dxa" w:w="3408"/>
-          </w:tcPr>
           <w:p>
+            <w:pPr>
+              <w:spacing w:before="0" w:after="0" w:line="240" w:lineRule="auto"/>
+            </w:pPr>
             <w:r>
               <w:rPr>
-                <w:sz w:val="18"/>
+                <w:rFonts w:ascii="Consolas" w:hAnsi="Consolas"/>
+                <w:sz w:val="19"/>
               </w:rPr>
-              <w:t>ROC_AUC</w:t>
+              <w:t xml:space="preserve">    accuracy_score(y_test, preds); precision_score(y_test, preds)</w:t>
             </w:r>
           </w:p>
-        </w:tc>
-        <w:tc>
-          <w:tcPr>
-            <w:tcW w:type="dxa" w:w="3408"/>
-          </w:tcPr>
           <w:p>
+            <w:pPr>
+              <w:spacing w:before="0" w:after="0" w:line="240" w:lineRule="auto"/>
+            </w:pPr>
             <w:r>
               <w:rPr>
-                <w:sz w:val="18"/>
+                <w:rFonts w:ascii="Consolas" w:hAnsi="Consolas"/>
+                <w:sz w:val="19"/>
               </w:rPr>
-              <w:t>0.8223</w:t>
+              <w:t xml:space="preserve">    recall_score(y_test, preds);   f1_score(y_test, preds)</w:t>
             </w:r>
           </w:p>
-        </w:tc>
-        <w:tc>
-          <w:tcPr>
-            <w:tcW w:type="dxa" w:w="3408"/>
-          </w:tcPr>
           <w:p>
+            <w:pPr>
+              <w:spacing w:before="0" w:after="0" w:line="240" w:lineRule="auto"/>
+            </w:pPr>
             <w:r>
               <w:rPr>
-                <w:sz w:val="18"/>
+                <w:rFonts w:ascii="Consolas" w:hAnsi="Consolas"/>
+                <w:sz w:val="19"/>
               </w:rPr>
-              <w:t>0.8431</w:t>
+              <w:t xml:space="preserve">    roc_auc_score(y_test, scores)</w:t>
             </w:r>
           </w:p>
         </w:tc>
       </w:tr>
     </w:tbl>
-    <w:p/>
     <w:p>
       <w:pPr>
+        <w:spacing w:before="0" w:after="160" w:line="240" w:lineRule="auto"/>
+      </w:pPr>
+      <w:r>
+        <w:rPr>
+          <w:rFonts w:ascii="Times New Roman" w:hAnsi="Times New Roman"/>
+          <w:sz w:val="24"/>
+        </w:rPr>
+        <w:t xml:space="preserve">Full executable program: </w:t>
+      </w:r>
+      <w:r>
+        <w:rPr>
+          <w:rFonts w:ascii="Times New Roman" w:hAnsi="Times New Roman"/>
+          <w:i/>
+          <w:sz w:val="24"/>
+        </w:rPr>
+        <w:t>scripts/q7_compare_models.py</w:t>
+      </w:r>
+      <w:r>
+        <w:rPr>
+          <w:rFonts w:ascii="Times New Roman" w:hAnsi="Times New Roman"/>
+          <w:sz w:val="24"/>
+        </w:rPr>
+        <w:t xml:space="preserve"> — maintained digitally on GitHub: </w:t>
+      </w:r>
+      <w:r>
+        <w:rPr>
+          <w:rFonts w:ascii="Times New Roman" w:hAnsi="Times New Roman"/>
+          <w:i/>
+          <w:sz w:val="24"/>
+        </w:rPr>
+        <w:t>https://github.com/Ak62007/SML-Lab-ED408</w:t>
+      </w:r>
+    </w:p>
+    <w:p>
+      <w:pPr>
+        <w:spacing w:before="200" w:after="80" w:line="240" w:lineRule="auto"/>
+      </w:pPr>
+      <w:r>
+        <w:rPr>
+          <w:rFonts w:ascii="Times New Roman" w:hAnsi="Times New Roman"/>
+          <w:b/>
+          <w:color w:val="1F3B5C"/>
+          <w:sz w:val="26"/>
+        </w:rPr>
+        <w:t>3. Output + Analysis</w:t>
+      </w:r>
+    </w:p>
+    <w:p>
+      <w:pPr>
+        <w:spacing w:before="120" w:after="60" w:line="240" w:lineRule="auto"/>
+      </w:pPr>
+      <w:r>
+        <w:rPr>
+          <w:rFonts w:ascii="Times New Roman" w:hAnsi="Times New Roman"/>
+          <w:b/>
+          <w:sz w:val="24"/>
+        </w:rPr>
+        <w:t>Parameters:</w:t>
+      </w:r>
+    </w:p>
+    <w:p>
+      <w:pPr>
+        <w:spacing w:before="0" w:after="40" w:line="240" w:lineRule="auto"/>
+      </w:pPr>
+      <w:r>
+        <w:rPr>
+          <w:rFonts w:ascii="Times New Roman" w:hAnsi="Times New Roman"/>
+          <w:b/>
+          <w:sz w:val="24"/>
+        </w:rPr>
+        <w:t xml:space="preserve">Feature Set: </w:t>
+      </w:r>
+      <w:r>
+        <w:rPr>
+          <w:rFonts w:ascii="Times New Roman" w:hAnsi="Times New Roman"/>
+          <w:sz w:val="24"/>
+        </w:rPr>
+        <w:t>10 standardized features</w:t>
+      </w:r>
+    </w:p>
+    <w:p>
+      <w:pPr>
+        <w:spacing w:before="0" w:after="40" w:line="240" w:lineRule="auto"/>
+      </w:pPr>
+      <w:r>
+        <w:rPr>
+          <w:rFonts w:ascii="Times New Roman" w:hAnsi="Times New Roman"/>
+          <w:b/>
+          <w:sz w:val="24"/>
+        </w:rPr>
+        <w:t xml:space="preserve">Train / Test Split: </w:t>
+      </w:r>
+      <w:r>
+        <w:rPr>
+          <w:rFonts w:ascii="Times New Roman" w:hAnsi="Times New Roman"/>
+          <w:sz w:val="24"/>
+        </w:rPr>
+        <w:t>19,200 / 4,800 samples (80/20)</w:t>
+      </w:r>
+    </w:p>
+    <w:p>
+      <w:pPr>
+        <w:spacing w:before="0" w:after="40" w:line="240" w:lineRule="auto"/>
+      </w:pPr>
+      <w:r>
+        <w:rPr>
+          <w:rFonts w:ascii="Times New Roman" w:hAnsi="Times New Roman"/>
+          <w:b/>
+          <w:sz w:val="24"/>
+        </w:rPr>
+        <w:t xml:space="preserve">Logistic Regression: </w:t>
+      </w:r>
+      <w:r>
+        <w:rPr>
+          <w:rFonts w:ascii="Times New Roman" w:hAnsi="Times New Roman"/>
+          <w:sz w:val="24"/>
+        </w:rPr>
+        <w:t>max_iter=2000</w:t>
+      </w:r>
+    </w:p>
+    <w:p>
+      <w:pPr>
+        <w:spacing w:before="0" w:after="40" w:line="240" w:lineRule="auto"/>
+      </w:pPr>
+      <w:r>
+        <w:rPr>
+          <w:rFonts w:ascii="Times New Roman" w:hAnsi="Times New Roman"/>
+          <w:b/>
+          <w:sz w:val="24"/>
+        </w:rPr>
+        <w:t xml:space="preserve">SVM: </w:t>
+      </w:r>
+      <w:r>
+        <w:rPr>
+          <w:rFonts w:ascii="Times New Roman" w:hAnsi="Times New Roman"/>
+          <w:sz w:val="24"/>
+        </w:rPr>
+        <w:t>kernel=RBF, C=1.0, gamma=scale</w:t>
+      </w:r>
+    </w:p>
+    <w:p>
+      <w:pPr>
+        <w:spacing w:before="120" w:after="60" w:line="240" w:lineRule="auto"/>
+      </w:pPr>
+      <w:r>
+        <w:rPr>
+          <w:rFonts w:ascii="Times New Roman" w:hAnsi="Times New Roman"/>
+          <w:b/>
+          <w:sz w:val="24"/>
+        </w:rPr>
+        <w:t>Program Execution:</w:t>
+      </w:r>
+    </w:p>
+    <w:p>
+      <w:pPr>
+        <w:spacing w:before="0" w:after="40" w:line="240" w:lineRule="auto"/>
+      </w:pPr>
+      <w:r>
+        <w:rPr>
+          <w:rFonts w:ascii="Times New Roman" w:hAnsi="Times New Roman"/>
+          <w:b/>
+          <w:sz w:val="24"/>
+        </w:rPr>
+        <w:t xml:space="preserve">ACCURACY: </w:t>
+      </w:r>
+      <w:r>
+        <w:rPr>
+          <w:rFonts w:ascii="Times New Roman" w:hAnsi="Times New Roman"/>
+          <w:sz w:val="24"/>
+        </w:rPr>
+        <w:t>LR=0.7300  |  SVM=0.7681</w:t>
+      </w:r>
+    </w:p>
+    <w:p>
+      <w:pPr>
+        <w:spacing w:before="0" w:after="40" w:line="240" w:lineRule="auto"/>
+      </w:pPr>
+      <w:r>
+        <w:rPr>
+          <w:rFonts w:ascii="Times New Roman" w:hAnsi="Times New Roman"/>
+          <w:b/>
+          <w:sz w:val="24"/>
+        </w:rPr>
+        <w:t xml:space="preserve">PRECISION: </w:t>
+      </w:r>
+      <w:r>
+        <w:rPr>
+          <w:rFonts w:ascii="Times New Roman" w:hAnsi="Times New Roman"/>
+          <w:sz w:val="24"/>
+        </w:rPr>
+        <w:t>LR=0.7584  |  SVM=0.7409</w:t>
+      </w:r>
+    </w:p>
+    <w:p>
+      <w:pPr>
+        <w:spacing w:before="0" w:after="40" w:line="240" w:lineRule="auto"/>
+      </w:pPr>
+      <w:r>
+        <w:rPr>
+          <w:rFonts w:ascii="Times New Roman" w:hAnsi="Times New Roman"/>
+          <w:b/>
+          <w:sz w:val="24"/>
+        </w:rPr>
+        <w:t xml:space="preserve">RECALL: </w:t>
+      </w:r>
+      <w:r>
+        <w:rPr>
+          <w:rFonts w:ascii="Times New Roman" w:hAnsi="Times New Roman"/>
+          <w:sz w:val="24"/>
+        </w:rPr>
+        <w:t>LR=0.6750  |  SVM=0.8246</w:t>
+      </w:r>
+    </w:p>
+    <w:p>
+      <w:pPr>
+        <w:spacing w:before="0" w:after="40" w:line="240" w:lineRule="auto"/>
+      </w:pPr>
+      <w:r>
+        <w:rPr>
+          <w:rFonts w:ascii="Times New Roman" w:hAnsi="Times New Roman"/>
+          <w:b/>
+          <w:sz w:val="24"/>
+        </w:rPr>
+        <w:t xml:space="preserve">F1: </w:t>
+      </w:r>
+      <w:r>
+        <w:rPr>
+          <w:rFonts w:ascii="Times New Roman" w:hAnsi="Times New Roman"/>
+          <w:sz w:val="24"/>
+        </w:rPr>
+        <w:t>LR=0.7143  |  SVM=0.7805</w:t>
+      </w:r>
+    </w:p>
+    <w:p>
+      <w:pPr>
+        <w:spacing w:before="0" w:after="40" w:line="240" w:lineRule="auto"/>
+      </w:pPr>
+      <w:r>
+        <w:rPr>
+          <w:rFonts w:ascii="Times New Roman" w:hAnsi="Times New Roman"/>
+          <w:b/>
+          <w:sz w:val="24"/>
+        </w:rPr>
+        <w:t xml:space="preserve">ROC_AUC: </w:t>
+      </w:r>
+      <w:r>
+        <w:rPr>
+          <w:rFonts w:ascii="Times New Roman" w:hAnsi="Times New Roman"/>
+          <w:sz w:val="24"/>
+        </w:rPr>
+        <w:t>LR=0.8223  |  SVM=0.8431</w:t>
+      </w:r>
+    </w:p>
+    <w:p>
+      <w:pPr>
+        <w:spacing w:before="0" w:after="120" w:line="240" w:lineRule="auto"/>
+      </w:pPr>
+      <w:r>
+        <w:rPr>
+          <w:rFonts w:ascii="Times New Roman" w:hAnsi="Times New Roman"/>
+          <w:b/>
+          <w:sz w:val="24"/>
+        </w:rPr>
+        <w:t xml:space="preserve">Execution Status: </w:t>
+      </w:r>
+      <w:r>
+        <w:rPr>
+          <w:rFonts w:ascii="Times New Roman" w:hAnsi="Times New Roman"/>
+          <w:sz w:val="24"/>
+        </w:rPr>
+        <w:t>Successfully Executed</w:t>
+      </w:r>
+    </w:p>
+    <w:p>
+      <w:pPr>
+        <w:spacing w:before="120" w:after="60" w:line="240" w:lineRule="auto"/>
+      </w:pPr>
+      <w:r>
+        <w:rPr>
+          <w:rFonts w:ascii="Times New Roman" w:hAnsi="Times New Roman"/>
+          <w:b/>
+          <w:sz w:val="24"/>
+        </w:rPr>
+        <w:t>Result Graph:</w:t>
+      </w:r>
+    </w:p>
+    <w:p>
+      <w:pPr>
+        <w:spacing w:before="0" w:after="40" w:line="240" w:lineRule="auto"/>
+      </w:pPr>
+      <w:r>
+        <w:rPr>
+          <w:rFonts w:ascii="Times New Roman" w:hAnsi="Times New Roman"/>
+          <w:b/>
+          <w:i w:val="0"/>
+          <w:sz w:val="24"/>
+        </w:rPr>
+        <w:t>Figure: Accuracy, Precision, Recall, F1 and ROC-AUC — Logistic Regression vs SVM.</w:t>
+      </w:r>
+    </w:p>
+    <w:p>
+      <w:pPr>
+        <w:spacing w:before="0" w:after="20" w:line="240" w:lineRule="auto"/>
+      </w:pPr>
+      <w:r>
+        <w:rPr>
+          <w:rFonts w:ascii="Times New Roman" w:hAnsi="Times New Roman"/>
+          <w:b/>
+          <w:sz w:val="24"/>
+        </w:rPr>
+        <w:t xml:space="preserve">X-axis: </w:t>
+      </w:r>
+      <w:r>
+        <w:rPr>
+          <w:rFonts w:ascii="Times New Roman" w:hAnsi="Times New Roman"/>
+          <w:sz w:val="24"/>
+        </w:rPr>
+        <w:t>Metric</w:t>
+      </w:r>
+    </w:p>
+    <w:p>
+      <w:pPr>
+        <w:spacing w:before="0" w:after="80" w:line="240" w:lineRule="auto"/>
+      </w:pPr>
+      <w:r>
+        <w:rPr>
+          <w:rFonts w:ascii="Times New Roman" w:hAnsi="Times New Roman"/>
+          <w:b/>
+          <w:sz w:val="24"/>
+        </w:rPr>
+        <w:t xml:space="preserve">Y-axis: </w:t>
+      </w:r>
+      <w:r>
+        <w:rPr>
+          <w:rFonts w:ascii="Times New Roman" w:hAnsi="Times New Roman"/>
+          <w:sz w:val="24"/>
+        </w:rPr>
+        <w:t>Score</w:t>
+      </w:r>
+    </w:p>
+    <w:p>
+      <w:pPr>
+        <w:spacing w:before="0" w:after="40" w:line="240" w:lineRule="auto"/>
         <w:jc w:val="center"/>
       </w:pPr>
       <w:r>
         <w:drawing>
           <wp:inline xmlns:a="http://schemas.openxmlformats.org/drawingml/2006/main" xmlns:pic="http://schemas.openxmlformats.org/drawingml/2006/picture">
-            <wp:extent cx="4206240" cy="2318400"/>
+            <wp:extent cx="4389120" cy="2419200"/>
             <wp:docPr id="1" name="Picture 1"/>
             <wp:cNvGraphicFramePr>
               <a:graphicFrameLocks noChangeAspect="1"/>
@@ -1566,7 +862,7 @@
                   <pic:spPr>
                     <a:xfrm>
                       <a:off x="0" y="0"/>
-                      <a:ext cx="4206240" cy="2318400"/>
+                      <a:ext cx="4389120" cy="2419200"/>
                     </a:xfrm>
                     <a:prstGeom prst="rect"/>
                   </pic:spPr>
@@ -1579,41 +875,395 @@
     </w:p>
     <w:p>
       <w:pPr>
-        <w:spacing w:after="80"/>
-        <w:jc w:val="center"/>
+        <w:spacing w:before="0" w:after="160" w:line="240" w:lineRule="auto"/>
       </w:pPr>
       <w:r>
         <w:rPr>
-          <w:i/>
-          <w:sz w:val="16"/>
+          <w:rFonts w:ascii="Times New Roman" w:hAnsi="Times New Roman"/>
+          <w:b w:val="0"/>
+          <w:i w:val="0"/>
+          <w:sz w:val="24"/>
         </w:rPr>
-        <w:t>Metric comparison: Logistic Regression vs SVM (RBF).</w:t>
+        <w:t>The graph demonstrates SVM (RBF) outperforming Logistic Regression on every metric, because its non-linear kernel can model the curved decision boundary between edge and non-edge pixels that a linear model cannot.</w:t>
       </w:r>
     </w:p>
     <w:p>
       <w:pPr>
-        <w:spacing w:before="120" w:after="60"/>
+        <w:spacing w:before="120" w:after="60" w:line="240" w:lineRule="auto"/>
       </w:pPr>
       <w:r>
         <w:rPr>
+          <w:rFonts w:ascii="Times New Roman" w:hAnsi="Times New Roman"/>
           <w:b/>
-          <w:color w:val="1F4E79"/>
-          <w:sz w:val="26"/>
+          <w:sz w:val="24"/>
         </w:rPr>
-        <w:t>Result</w:t>
+        <w:t>Parameter Modification:</w:t>
       </w:r>
     </w:p>
     <w:p>
+      <w:pPr>
+        <w:spacing w:before="0" w:after="80" w:line="240" w:lineRule="auto"/>
+      </w:pPr>
       <w:r>
         <w:rPr>
-          <w:sz w:val="20"/>
+          <w:rFonts w:ascii="Times New Roman" w:hAnsi="Times New Roman"/>
+          <w:b w:val="0"/>
+          <w:i w:val="0"/>
+          <w:sz w:val="24"/>
         </w:rPr>
-        <w:t>SVM (RBF) outperforms Logistic Regression on every metric (accuracy 76.8% vs 73.0%, F1 0.781 vs 0.714, ROC-AUC 0.843 vs 0.822), because the RBF kernel can model the non-linear decision boundary between edge and non-edge pixels that a purely linear model cannot.</w:t>
+        <w:t>Effect of varying the SVM regularization parameter C on Accuracy and F1-score:</w:t>
+      </w:r>
+    </w:p>
+    <w:tbl>
+      <w:tblPr>
+        <w:tblStyle w:val="LightGrid-Accent1"/>
+        <w:tblW w:type="auto" w:w="0"/>
+        <w:tblLook w:firstColumn="1" w:firstRow="1" w:lastColumn="0" w:lastRow="0" w:noHBand="0" w:noVBand="1" w:val="04A0"/>
+      </w:tblPr>
+      <w:tblGrid>
+        <w:gridCol w:w="3105"/>
+        <w:gridCol w:w="3105"/>
+        <w:gridCol w:w="3105"/>
+      </w:tblGrid>
+      <w:tr>
+        <w:tc>
+          <w:tcPr>
+            <w:tcW w:type="dxa" w:w="3105"/>
+          </w:tcPr>
+          <w:p>
+            <w:pPr>
+              <w:spacing w:before="0" w:after="0" w:line="240" w:lineRule="auto"/>
+            </w:pPr>
+            <w:r>
+              <w:rPr>
+                <w:rFonts w:ascii="Times New Roman" w:hAnsi="Times New Roman"/>
+                <w:b/>
+                <w:sz w:val="20"/>
+              </w:rPr>
+              <w:t>C</w:t>
+            </w:r>
+          </w:p>
+        </w:tc>
+        <w:tc>
+          <w:tcPr>
+            <w:tcW w:type="dxa" w:w="3105"/>
+          </w:tcPr>
+          <w:p>
+            <w:pPr>
+              <w:spacing w:before="0" w:after="0" w:line="240" w:lineRule="auto"/>
+            </w:pPr>
+            <w:r>
+              <w:rPr>
+                <w:rFonts w:ascii="Times New Roman" w:hAnsi="Times New Roman"/>
+                <w:b/>
+                <w:sz w:val="20"/>
+              </w:rPr>
+              <w:t>Accuracy</w:t>
+            </w:r>
+          </w:p>
+        </w:tc>
+        <w:tc>
+          <w:tcPr>
+            <w:tcW w:type="dxa" w:w="3105"/>
+          </w:tcPr>
+          <w:p>
+            <w:pPr>
+              <w:spacing w:before="0" w:after="0" w:line="240" w:lineRule="auto"/>
+            </w:pPr>
+            <w:r>
+              <w:rPr>
+                <w:rFonts w:ascii="Times New Roman" w:hAnsi="Times New Roman"/>
+                <w:b/>
+                <w:sz w:val="20"/>
+              </w:rPr>
+              <w:t>F1-score</w:t>
+            </w:r>
+          </w:p>
+        </w:tc>
+      </w:tr>
+      <w:tr>
+        <w:tc>
+          <w:tcPr>
+            <w:tcW w:type="dxa" w:w="3105"/>
+          </w:tcPr>
+          <w:p>
+            <w:pPr>
+              <w:spacing w:before="0" w:after="0" w:line="240" w:lineRule="auto"/>
+            </w:pPr>
+            <w:r>
+              <w:rPr>
+                <w:rFonts w:ascii="Times New Roman" w:hAnsi="Times New Roman"/>
+                <w:sz w:val="20"/>
+              </w:rPr>
+              <w:t>0.01</w:t>
+            </w:r>
+          </w:p>
+        </w:tc>
+        <w:tc>
+          <w:tcPr>
+            <w:tcW w:type="dxa" w:w="3105"/>
+          </w:tcPr>
+          <w:p>
+            <w:pPr>
+              <w:spacing w:before="0" w:after="0" w:line="240" w:lineRule="auto"/>
+            </w:pPr>
+            <w:r>
+              <w:rPr>
+                <w:rFonts w:ascii="Times New Roman" w:hAnsi="Times New Roman"/>
+                <w:sz w:val="20"/>
+              </w:rPr>
+              <w:t>0.7438</w:t>
+            </w:r>
+          </w:p>
+        </w:tc>
+        <w:tc>
+          <w:tcPr>
+            <w:tcW w:type="dxa" w:w="3105"/>
+          </w:tcPr>
+          <w:p>
+            <w:pPr>
+              <w:spacing w:before="0" w:after="0" w:line="240" w:lineRule="auto"/>
+            </w:pPr>
+            <w:r>
+              <w:rPr>
+                <w:rFonts w:ascii="Times New Roman" w:hAnsi="Times New Roman"/>
+                <w:sz w:val="20"/>
+              </w:rPr>
+              <w:t>0.7411</w:t>
+            </w:r>
+          </w:p>
+        </w:tc>
+      </w:tr>
+      <w:tr>
+        <w:tc>
+          <w:tcPr>
+            <w:tcW w:type="dxa" w:w="3105"/>
+          </w:tcPr>
+          <w:p>
+            <w:pPr>
+              <w:spacing w:before="0" w:after="0" w:line="240" w:lineRule="auto"/>
+            </w:pPr>
+            <w:r>
+              <w:rPr>
+                <w:rFonts w:ascii="Times New Roman" w:hAnsi="Times New Roman"/>
+                <w:sz w:val="20"/>
+              </w:rPr>
+              <w:t>0.1</w:t>
+            </w:r>
+          </w:p>
+        </w:tc>
+        <w:tc>
+          <w:tcPr>
+            <w:tcW w:type="dxa" w:w="3105"/>
+          </w:tcPr>
+          <w:p>
+            <w:pPr>
+              <w:spacing w:before="0" w:after="0" w:line="240" w:lineRule="auto"/>
+            </w:pPr>
+            <w:r>
+              <w:rPr>
+                <w:rFonts w:ascii="Times New Roman" w:hAnsi="Times New Roman"/>
+                <w:sz w:val="20"/>
+              </w:rPr>
+              <w:t>0.7594</w:t>
+            </w:r>
+          </w:p>
+        </w:tc>
+        <w:tc>
+          <w:tcPr>
+            <w:tcW w:type="dxa" w:w="3105"/>
+          </w:tcPr>
+          <w:p>
+            <w:pPr>
+              <w:spacing w:before="0" w:after="0" w:line="240" w:lineRule="auto"/>
+            </w:pPr>
+            <w:r>
+              <w:rPr>
+                <w:rFonts w:ascii="Times New Roman" w:hAnsi="Times New Roman"/>
+                <w:sz w:val="20"/>
+              </w:rPr>
+              <w:t>0.7670</w:t>
+            </w:r>
+          </w:p>
+        </w:tc>
+      </w:tr>
+      <w:tr>
+        <w:tc>
+          <w:tcPr>
+            <w:tcW w:type="dxa" w:w="3105"/>
+          </w:tcPr>
+          <w:p>
+            <w:pPr>
+              <w:spacing w:before="0" w:after="0" w:line="240" w:lineRule="auto"/>
+            </w:pPr>
+            <w:r>
+              <w:rPr>
+                <w:rFonts w:ascii="Times New Roman" w:hAnsi="Times New Roman"/>
+                <w:sz w:val="20"/>
+              </w:rPr>
+              <w:t>1</w:t>
+            </w:r>
+          </w:p>
+        </w:tc>
+        <w:tc>
+          <w:tcPr>
+            <w:tcW w:type="dxa" w:w="3105"/>
+          </w:tcPr>
+          <w:p>
+            <w:pPr>
+              <w:spacing w:before="0" w:after="0" w:line="240" w:lineRule="auto"/>
+            </w:pPr>
+            <w:r>
+              <w:rPr>
+                <w:rFonts w:ascii="Times New Roman" w:hAnsi="Times New Roman"/>
+                <w:sz w:val="20"/>
+              </w:rPr>
+              <w:t>0.7681</w:t>
+            </w:r>
+          </w:p>
+        </w:tc>
+        <w:tc>
+          <w:tcPr>
+            <w:tcW w:type="dxa" w:w="3105"/>
+          </w:tcPr>
+          <w:p>
+            <w:pPr>
+              <w:spacing w:before="0" w:after="0" w:line="240" w:lineRule="auto"/>
+            </w:pPr>
+            <w:r>
+              <w:rPr>
+                <w:rFonts w:ascii="Times New Roman" w:hAnsi="Times New Roman"/>
+                <w:sz w:val="20"/>
+              </w:rPr>
+              <w:t>0.7805</w:t>
+            </w:r>
+          </w:p>
+        </w:tc>
+      </w:tr>
+      <w:tr>
+        <w:tc>
+          <w:tcPr>
+            <w:tcW w:type="dxa" w:w="3105"/>
+          </w:tcPr>
+          <w:p>
+            <w:pPr>
+              <w:spacing w:before="0" w:after="0" w:line="240" w:lineRule="auto"/>
+            </w:pPr>
+            <w:r>
+              <w:rPr>
+                <w:rFonts w:ascii="Times New Roman" w:hAnsi="Times New Roman"/>
+                <w:sz w:val="20"/>
+              </w:rPr>
+              <w:t>10</w:t>
+            </w:r>
+          </w:p>
+        </w:tc>
+        <w:tc>
+          <w:tcPr>
+            <w:tcW w:type="dxa" w:w="3105"/>
+          </w:tcPr>
+          <w:p>
+            <w:pPr>
+              <w:spacing w:before="0" w:after="0" w:line="240" w:lineRule="auto"/>
+            </w:pPr>
+            <w:r>
+              <w:rPr>
+                <w:rFonts w:ascii="Times New Roman" w:hAnsi="Times New Roman"/>
+                <w:sz w:val="20"/>
+              </w:rPr>
+              <w:t>0.7767</w:t>
+            </w:r>
+          </w:p>
+        </w:tc>
+        <w:tc>
+          <w:tcPr>
+            <w:tcW w:type="dxa" w:w="3105"/>
+          </w:tcPr>
+          <w:p>
+            <w:pPr>
+              <w:spacing w:before="0" w:after="0" w:line="240" w:lineRule="auto"/>
+            </w:pPr>
+            <w:r>
+              <w:rPr>
+                <w:rFonts w:ascii="Times New Roman" w:hAnsi="Times New Roman"/>
+                <w:sz w:val="20"/>
+              </w:rPr>
+              <w:t>0.7881</w:t>
+            </w:r>
+          </w:p>
+        </w:tc>
+      </w:tr>
+      <w:tr>
+        <w:tc>
+          <w:tcPr>
+            <w:tcW w:type="dxa" w:w="3105"/>
+          </w:tcPr>
+          <w:p>
+            <w:pPr>
+              <w:spacing w:before="0" w:after="0" w:line="240" w:lineRule="auto"/>
+            </w:pPr>
+            <w:r>
+              <w:rPr>
+                <w:rFonts w:ascii="Times New Roman" w:hAnsi="Times New Roman"/>
+                <w:sz w:val="20"/>
+              </w:rPr>
+              <w:t>100</w:t>
+            </w:r>
+          </w:p>
+        </w:tc>
+        <w:tc>
+          <w:tcPr>
+            <w:tcW w:type="dxa" w:w="3105"/>
+          </w:tcPr>
+          <w:p>
+            <w:pPr>
+              <w:spacing w:before="0" w:after="0" w:line="240" w:lineRule="auto"/>
+            </w:pPr>
+            <w:r>
+              <w:rPr>
+                <w:rFonts w:ascii="Times New Roman" w:hAnsi="Times New Roman"/>
+                <w:sz w:val="20"/>
+              </w:rPr>
+              <w:t>0.7765</w:t>
+            </w:r>
+          </w:p>
+        </w:tc>
+        <w:tc>
+          <w:tcPr>
+            <w:tcW w:type="dxa" w:w="3105"/>
+          </w:tcPr>
+          <w:p>
+            <w:pPr>
+              <w:spacing w:before="0" w:after="0" w:line="240" w:lineRule="auto"/>
+            </w:pPr>
+            <w:r>
+              <w:rPr>
+                <w:rFonts w:ascii="Times New Roman" w:hAnsi="Times New Roman"/>
+                <w:sz w:val="20"/>
+              </w:rPr>
+              <w:t>0.7860</w:t>
+            </w:r>
+          </w:p>
+        </w:tc>
+      </w:tr>
+    </w:tbl>
+    <w:p>
+      <w:pPr>
+        <w:spacing w:before="0" w:after="80" w:line="240" w:lineRule="auto"/>
+      </w:pPr>
+      <w:r>
+        <w:rPr>
+          <w:rFonts w:ascii="Times New Roman" w:hAnsi="Times New Roman"/>
+          <w:b w:val="0"/>
+          <w:i w:val="0"/>
+          <w:sz w:val="24"/>
+        </w:rPr>
+        <w:t>Both metrics improve as C increases from 0.01 to 10 (a larger C allows a more complex, less-regularized boundary), then plateau/slightly decline at C=100, indicating C=10 is close to the sweet spot before overfitting.</w:t>
       </w:r>
     </w:p>
     <w:sectPr>
-      <w:pgSz w:w="12240" w:h="15840"/>
-      <w:pgMar w:top="1008" w:right="1008" w:bottom="1008" w:left="1008" w:header="720" w:footer="720" w:gutter="0"/>
+      <w:pgSz w:w="11906" w:h="16838"/>
+      <w:pgMar w:top="1152" w:right="1296" w:bottom="1152" w:left="1296" w:header="720" w:footer="720" w:gutter="0"/>
       <w:cols w:space="720"/>
       <w:docGrid w:linePitch="360"/>
     </w:sectPr>
@@ -1985,8 +1635,8 @@
     <w:qFormat/>
     <w:rsid w:val="00FC693F"/>
     <w:rPr>
-      <w:rFonts w:ascii="Calibri" w:hAnsi="Calibri"/>
-      <w:sz w:val="20"/>
+      <w:rFonts w:ascii="Times New Roman" w:hAnsi="Times New Roman" w:eastAsia="Times New Roman"/>
+      <w:sz w:val="24"/>
     </w:rPr>
   </w:style>
   <w:style w:type="paragraph" w:styleId="Header">
